--- a/learning/Master- Code.docx
+++ b/learning/Master- Code.docx
@@ -6,13 +6,769 @@
       <w:pPr>
         <w:spacing w:after="0" w:line="240" w:lineRule="auto"/>
         <w:rPr>
-          <w:b/>
+          <w:rFonts w:ascii="Times New Roman" w:hAnsi="Times New Roman" w:cs="Times New Roman"/>
+          <w:b/>
+          <w:sz w:val="24"/>
           <w:u w:val="single"/>
         </w:rPr>
       </w:pPr>
       <w:r>
         <w:rPr>
-          <w:b/>
+          <w:rFonts w:ascii="Times New Roman" w:hAnsi="Times New Roman" w:cs="Times New Roman"/>
+          <w:b/>
+          <w:sz w:val="24"/>
+          <w:u w:val="single"/>
+        </w:rPr>
+        <w:t>Java</w:t>
+      </w:r>
+    </w:p>
+    <w:p>
+      <w:pPr>
+        <w:spacing w:after="0" w:line="240" w:lineRule="auto"/>
+        <w:rPr>
+          <w:rFonts w:ascii="Times New Roman" w:hAnsi="Times New Roman" w:cs="Times New Roman"/>
+          <w:b/>
+          <w:sz w:val="24"/>
+          <w:u w:val="single"/>
+        </w:rPr>
+      </w:pPr>
+    </w:p>
+    <w:p>
+      <w:pPr>
+        <w:spacing w:after="0" w:line="240" w:lineRule="auto"/>
+        <w:rPr>
+          <w:rFonts w:ascii="Times New Roman" w:hAnsi="Times New Roman" w:cs="Times New Roman"/>
+          <w:b/>
+          <w:sz w:val="24"/>
+        </w:rPr>
+      </w:pPr>
+      <w:r>
+        <w:rPr>
+          <w:rFonts w:ascii="Times New Roman" w:hAnsi="Times New Roman" w:cs="Times New Roman"/>
+          <w:b/>
+          <w:sz w:val="24"/>
+        </w:rPr>
+        <w:t>Queue</w:t>
+      </w:r>
+    </w:p>
+    <w:p>
+      <w:pPr>
+        <w:spacing w:after="0" w:line="240" w:lineRule="auto"/>
+        <w:rPr>
+          <w:rFonts w:ascii="Times New Roman" w:hAnsi="Times New Roman" w:cs="Times New Roman"/>
+          <w:sz w:val="24"/>
+          <w:u w:val="single"/>
+        </w:rPr>
+      </w:pPr>
+    </w:p>
+    <w:tbl>
+      <w:tblPr>
+        <w:tblW w:w="5700" w:type="dxa"/>
+        <w:tblLook w:val="04A0" w:firstRow="1" w:lastRow="0" w:firstColumn="1" w:lastColumn="0" w:noHBand="0" w:noVBand="1"/>
+      </w:tblPr>
+      <w:tblGrid>
+        <w:gridCol w:w="1820"/>
+        <w:gridCol w:w="1780"/>
+        <w:gridCol w:w="2100"/>
+      </w:tblGrid>
+      <w:tr>
+        <w:trPr>
+          <w:trHeight w:val="300"/>
+        </w:trPr>
+        <w:tc>
+          <w:tcPr>
+            <w:tcW w:w="1820" w:type="dxa"/>
+            <w:tcBorders>
+              <w:top w:val="single" w:sz="4" w:space="0" w:color="auto"/>
+              <w:left w:val="single" w:sz="4" w:space="0" w:color="auto"/>
+              <w:bottom w:val="single" w:sz="4" w:space="0" w:color="auto"/>
+              <w:right w:val="single" w:sz="4" w:space="0" w:color="auto"/>
+            </w:tcBorders>
+            <w:shd w:val="clear" w:color="auto" w:fill="auto"/>
+            <w:noWrap/>
+            <w:vAlign w:val="bottom"/>
+            <w:hideMark/>
+          </w:tcPr>
+          <w:p>
+            <w:pPr>
+              <w:spacing w:after="0" w:line="240" w:lineRule="auto"/>
+              <w:rPr>
+                <w:rFonts w:ascii="Calibri" w:eastAsia="Times New Roman" w:hAnsi="Calibri" w:cs="Times New Roman"/>
+                <w:b/>
+                <w:bCs/>
+                <w:color w:val="000000"/>
+              </w:rPr>
+            </w:pPr>
+            <w:r>
+              <w:rPr>
+                <w:rFonts w:ascii="Calibri" w:eastAsia="Times New Roman" w:hAnsi="Calibri" w:cs="Times New Roman"/>
+                <w:b/>
+                <w:bCs/>
+                <w:color w:val="000000"/>
+              </w:rPr>
+              <w:t>Type of Operation</w:t>
+            </w:r>
+          </w:p>
+        </w:tc>
+        <w:tc>
+          <w:tcPr>
+            <w:tcW w:w="1780" w:type="dxa"/>
+            <w:tcBorders>
+              <w:top w:val="single" w:sz="4" w:space="0" w:color="auto"/>
+              <w:left w:val="nil"/>
+              <w:bottom w:val="single" w:sz="4" w:space="0" w:color="auto"/>
+              <w:right w:val="single" w:sz="4" w:space="0" w:color="auto"/>
+            </w:tcBorders>
+            <w:shd w:val="clear" w:color="auto" w:fill="auto"/>
+            <w:noWrap/>
+            <w:vAlign w:val="bottom"/>
+            <w:hideMark/>
+          </w:tcPr>
+          <w:p>
+            <w:pPr>
+              <w:spacing w:after="0" w:line="240" w:lineRule="auto"/>
+              <w:rPr>
+                <w:rFonts w:ascii="Calibri" w:eastAsia="Times New Roman" w:hAnsi="Calibri" w:cs="Times New Roman"/>
+                <w:b/>
+                <w:bCs/>
+                <w:color w:val="000000"/>
+              </w:rPr>
+            </w:pPr>
+            <w:r>
+              <w:rPr>
+                <w:rFonts w:ascii="Calibri" w:eastAsia="Times New Roman" w:hAnsi="Calibri" w:cs="Times New Roman"/>
+                <w:b/>
+                <w:bCs/>
+                <w:color w:val="000000"/>
+              </w:rPr>
+              <w:t>Throws exception</w:t>
+            </w:r>
+          </w:p>
+        </w:tc>
+        <w:tc>
+          <w:tcPr>
+            <w:tcW w:w="2100" w:type="dxa"/>
+            <w:tcBorders>
+              <w:top w:val="single" w:sz="4" w:space="0" w:color="auto"/>
+              <w:left w:val="nil"/>
+              <w:bottom w:val="single" w:sz="4" w:space="0" w:color="auto"/>
+              <w:right w:val="single" w:sz="4" w:space="0" w:color="auto"/>
+            </w:tcBorders>
+            <w:shd w:val="clear" w:color="auto" w:fill="auto"/>
+            <w:noWrap/>
+            <w:vAlign w:val="bottom"/>
+            <w:hideMark/>
+          </w:tcPr>
+          <w:p>
+            <w:pPr>
+              <w:spacing w:after="0" w:line="240" w:lineRule="auto"/>
+              <w:rPr>
+                <w:rFonts w:ascii="Calibri" w:eastAsia="Times New Roman" w:hAnsi="Calibri" w:cs="Times New Roman"/>
+                <w:b/>
+                <w:bCs/>
+                <w:color w:val="000000"/>
+              </w:rPr>
+            </w:pPr>
+            <w:r>
+              <w:rPr>
+                <w:rFonts w:ascii="Calibri" w:eastAsia="Times New Roman" w:hAnsi="Calibri" w:cs="Times New Roman"/>
+                <w:b/>
+                <w:bCs/>
+                <w:color w:val="000000"/>
+              </w:rPr>
+              <w:t>Returns special value</w:t>
+            </w:r>
+          </w:p>
+        </w:tc>
+      </w:tr>
+      <w:tr>
+        <w:trPr>
+          <w:trHeight w:val="300"/>
+        </w:trPr>
+        <w:tc>
+          <w:tcPr>
+            <w:tcW w:w="1820" w:type="dxa"/>
+            <w:tcBorders>
+              <w:top w:val="nil"/>
+              <w:left w:val="single" w:sz="4" w:space="0" w:color="auto"/>
+              <w:bottom w:val="single" w:sz="4" w:space="0" w:color="auto"/>
+              <w:right w:val="single" w:sz="4" w:space="0" w:color="auto"/>
+            </w:tcBorders>
+            <w:shd w:val="clear" w:color="auto" w:fill="auto"/>
+            <w:noWrap/>
+            <w:vAlign w:val="bottom"/>
+            <w:hideMark/>
+          </w:tcPr>
+          <w:p>
+            <w:pPr>
+              <w:spacing w:after="0" w:line="240" w:lineRule="auto"/>
+              <w:rPr>
+                <w:rFonts w:ascii="Calibri" w:eastAsia="Times New Roman" w:hAnsi="Calibri" w:cs="Times New Roman"/>
+                <w:color w:val="000000"/>
+              </w:rPr>
+            </w:pPr>
+            <w:r>
+              <w:rPr>
+                <w:rFonts w:ascii="Calibri" w:eastAsia="Times New Roman" w:hAnsi="Calibri" w:cs="Times New Roman"/>
+                <w:color w:val="000000"/>
+              </w:rPr>
+              <w:t>Insert</w:t>
+            </w:r>
+          </w:p>
+        </w:tc>
+        <w:tc>
+          <w:tcPr>
+            <w:tcW w:w="1780" w:type="dxa"/>
+            <w:tcBorders>
+              <w:top w:val="nil"/>
+              <w:left w:val="nil"/>
+              <w:bottom w:val="single" w:sz="4" w:space="0" w:color="auto"/>
+              <w:right w:val="single" w:sz="4" w:space="0" w:color="auto"/>
+            </w:tcBorders>
+            <w:shd w:val="clear" w:color="auto" w:fill="auto"/>
+            <w:noWrap/>
+            <w:vAlign w:val="bottom"/>
+            <w:hideMark/>
+          </w:tcPr>
+          <w:p>
+            <w:pPr>
+              <w:spacing w:after="0" w:line="240" w:lineRule="auto"/>
+              <w:rPr>
+                <w:rFonts w:ascii="Calibri" w:eastAsia="Times New Roman" w:hAnsi="Calibri" w:cs="Times New Roman"/>
+                <w:color w:val="000000"/>
+              </w:rPr>
+            </w:pPr>
+            <w:r>
+              <w:rPr>
+                <w:rFonts w:ascii="Calibri" w:eastAsia="Times New Roman" w:hAnsi="Calibri" w:cs="Times New Roman"/>
+                <w:color w:val="000000"/>
+              </w:rPr>
+              <w:t>add(e)</w:t>
+            </w:r>
+          </w:p>
+        </w:tc>
+        <w:tc>
+          <w:tcPr>
+            <w:tcW w:w="2100" w:type="dxa"/>
+            <w:tcBorders>
+              <w:top w:val="nil"/>
+              <w:left w:val="nil"/>
+              <w:bottom w:val="single" w:sz="4" w:space="0" w:color="auto"/>
+              <w:right w:val="single" w:sz="4" w:space="0" w:color="auto"/>
+            </w:tcBorders>
+            <w:shd w:val="clear" w:color="auto" w:fill="auto"/>
+            <w:noWrap/>
+            <w:vAlign w:val="bottom"/>
+            <w:hideMark/>
+          </w:tcPr>
+          <w:p>
+            <w:pPr>
+              <w:spacing w:after="0" w:line="240" w:lineRule="auto"/>
+              <w:rPr>
+                <w:rFonts w:ascii="Calibri" w:eastAsia="Times New Roman" w:hAnsi="Calibri" w:cs="Times New Roman"/>
+                <w:color w:val="000000"/>
+              </w:rPr>
+            </w:pPr>
+            <w:r>
+              <w:rPr>
+                <w:rFonts w:ascii="Calibri" w:eastAsia="Times New Roman" w:hAnsi="Calibri" w:cs="Times New Roman"/>
+                <w:color w:val="000000"/>
+              </w:rPr>
+              <w:t>offer(e)</w:t>
+            </w:r>
+          </w:p>
+        </w:tc>
+      </w:tr>
+      <w:tr>
+        <w:trPr>
+          <w:trHeight w:val="300"/>
+        </w:trPr>
+        <w:tc>
+          <w:tcPr>
+            <w:tcW w:w="1820" w:type="dxa"/>
+            <w:tcBorders>
+              <w:top w:val="nil"/>
+              <w:left w:val="single" w:sz="4" w:space="0" w:color="auto"/>
+              <w:bottom w:val="single" w:sz="4" w:space="0" w:color="auto"/>
+              <w:right w:val="single" w:sz="4" w:space="0" w:color="auto"/>
+            </w:tcBorders>
+            <w:shd w:val="clear" w:color="auto" w:fill="auto"/>
+            <w:noWrap/>
+            <w:vAlign w:val="bottom"/>
+            <w:hideMark/>
+          </w:tcPr>
+          <w:p>
+            <w:pPr>
+              <w:spacing w:after="0" w:line="240" w:lineRule="auto"/>
+              <w:rPr>
+                <w:rFonts w:ascii="Calibri" w:eastAsia="Times New Roman" w:hAnsi="Calibri" w:cs="Times New Roman"/>
+                <w:color w:val="000000"/>
+              </w:rPr>
+            </w:pPr>
+            <w:r>
+              <w:rPr>
+                <w:rFonts w:ascii="Calibri" w:eastAsia="Times New Roman" w:hAnsi="Calibri" w:cs="Times New Roman"/>
+                <w:color w:val="000000"/>
+              </w:rPr>
+              <w:t>Remove</w:t>
+            </w:r>
+          </w:p>
+        </w:tc>
+        <w:tc>
+          <w:tcPr>
+            <w:tcW w:w="1780" w:type="dxa"/>
+            <w:tcBorders>
+              <w:top w:val="nil"/>
+              <w:left w:val="nil"/>
+              <w:bottom w:val="single" w:sz="4" w:space="0" w:color="auto"/>
+              <w:right w:val="single" w:sz="4" w:space="0" w:color="auto"/>
+            </w:tcBorders>
+            <w:shd w:val="clear" w:color="auto" w:fill="auto"/>
+            <w:noWrap/>
+            <w:vAlign w:val="bottom"/>
+            <w:hideMark/>
+          </w:tcPr>
+          <w:p>
+            <w:pPr>
+              <w:spacing w:after="0" w:line="240" w:lineRule="auto"/>
+              <w:rPr>
+                <w:rFonts w:ascii="Calibri" w:eastAsia="Times New Roman" w:hAnsi="Calibri" w:cs="Times New Roman"/>
+                <w:color w:val="000000"/>
+              </w:rPr>
+            </w:pPr>
+            <w:r>
+              <w:rPr>
+                <w:rFonts w:ascii="Calibri" w:eastAsia="Times New Roman" w:hAnsi="Calibri" w:cs="Times New Roman"/>
+                <w:color w:val="000000"/>
+              </w:rPr>
+              <w:t>remove()</w:t>
+            </w:r>
+          </w:p>
+        </w:tc>
+        <w:tc>
+          <w:tcPr>
+            <w:tcW w:w="2100" w:type="dxa"/>
+            <w:tcBorders>
+              <w:top w:val="nil"/>
+              <w:left w:val="nil"/>
+              <w:bottom w:val="single" w:sz="4" w:space="0" w:color="auto"/>
+              <w:right w:val="single" w:sz="4" w:space="0" w:color="auto"/>
+            </w:tcBorders>
+            <w:shd w:val="clear" w:color="auto" w:fill="auto"/>
+            <w:noWrap/>
+            <w:vAlign w:val="bottom"/>
+            <w:hideMark/>
+          </w:tcPr>
+          <w:p>
+            <w:pPr>
+              <w:spacing w:after="0" w:line="240" w:lineRule="auto"/>
+              <w:rPr>
+                <w:rFonts w:ascii="Calibri" w:eastAsia="Times New Roman" w:hAnsi="Calibri" w:cs="Times New Roman"/>
+                <w:color w:val="000000"/>
+              </w:rPr>
+            </w:pPr>
+            <w:r>
+              <w:rPr>
+                <w:rFonts w:ascii="Calibri" w:eastAsia="Times New Roman" w:hAnsi="Calibri" w:cs="Times New Roman"/>
+                <w:color w:val="000000"/>
+              </w:rPr>
+              <w:t>poll()</w:t>
+            </w:r>
+          </w:p>
+        </w:tc>
+      </w:tr>
+      <w:tr>
+        <w:trPr>
+          <w:trHeight w:val="300"/>
+        </w:trPr>
+        <w:tc>
+          <w:tcPr>
+            <w:tcW w:w="1820" w:type="dxa"/>
+            <w:tcBorders>
+              <w:top w:val="nil"/>
+              <w:left w:val="single" w:sz="4" w:space="0" w:color="auto"/>
+              <w:bottom w:val="single" w:sz="4" w:space="0" w:color="auto"/>
+              <w:right w:val="single" w:sz="4" w:space="0" w:color="auto"/>
+            </w:tcBorders>
+            <w:shd w:val="clear" w:color="auto" w:fill="auto"/>
+            <w:noWrap/>
+            <w:vAlign w:val="bottom"/>
+            <w:hideMark/>
+          </w:tcPr>
+          <w:p>
+            <w:pPr>
+              <w:spacing w:after="0" w:line="240" w:lineRule="auto"/>
+              <w:rPr>
+                <w:rFonts w:ascii="Calibri" w:eastAsia="Times New Roman" w:hAnsi="Calibri" w:cs="Times New Roman"/>
+                <w:color w:val="000000"/>
+              </w:rPr>
+            </w:pPr>
+            <w:r>
+              <w:rPr>
+                <w:rFonts w:ascii="Calibri" w:eastAsia="Times New Roman" w:hAnsi="Calibri" w:cs="Times New Roman"/>
+                <w:color w:val="000000"/>
+              </w:rPr>
+              <w:t>Examine</w:t>
+            </w:r>
+          </w:p>
+        </w:tc>
+        <w:tc>
+          <w:tcPr>
+            <w:tcW w:w="1780" w:type="dxa"/>
+            <w:tcBorders>
+              <w:top w:val="nil"/>
+              <w:left w:val="nil"/>
+              <w:bottom w:val="single" w:sz="4" w:space="0" w:color="auto"/>
+              <w:right w:val="single" w:sz="4" w:space="0" w:color="auto"/>
+            </w:tcBorders>
+            <w:shd w:val="clear" w:color="auto" w:fill="auto"/>
+            <w:noWrap/>
+            <w:vAlign w:val="bottom"/>
+            <w:hideMark/>
+          </w:tcPr>
+          <w:p>
+            <w:pPr>
+              <w:spacing w:after="0" w:line="240" w:lineRule="auto"/>
+              <w:rPr>
+                <w:rFonts w:ascii="Calibri" w:eastAsia="Times New Roman" w:hAnsi="Calibri" w:cs="Times New Roman"/>
+                <w:color w:val="000000"/>
+              </w:rPr>
+            </w:pPr>
+            <w:r>
+              <w:rPr>
+                <w:rFonts w:ascii="Calibri" w:eastAsia="Times New Roman" w:hAnsi="Calibri" w:cs="Times New Roman"/>
+                <w:color w:val="000000"/>
+              </w:rPr>
+              <w:t>element()</w:t>
+            </w:r>
+          </w:p>
+        </w:tc>
+        <w:tc>
+          <w:tcPr>
+            <w:tcW w:w="2100" w:type="dxa"/>
+            <w:tcBorders>
+              <w:top w:val="nil"/>
+              <w:left w:val="nil"/>
+              <w:bottom w:val="single" w:sz="4" w:space="0" w:color="auto"/>
+              <w:right w:val="single" w:sz="4" w:space="0" w:color="auto"/>
+            </w:tcBorders>
+            <w:shd w:val="clear" w:color="auto" w:fill="auto"/>
+            <w:noWrap/>
+            <w:vAlign w:val="bottom"/>
+            <w:hideMark/>
+          </w:tcPr>
+          <w:p>
+            <w:pPr>
+              <w:spacing w:after="0" w:line="240" w:lineRule="auto"/>
+              <w:rPr>
+                <w:rFonts w:ascii="Calibri" w:eastAsia="Times New Roman" w:hAnsi="Calibri" w:cs="Times New Roman"/>
+                <w:color w:val="000000"/>
+              </w:rPr>
+            </w:pPr>
+            <w:r>
+              <w:rPr>
+                <w:rFonts w:ascii="Calibri" w:eastAsia="Times New Roman" w:hAnsi="Calibri" w:cs="Times New Roman"/>
+                <w:color w:val="000000"/>
+              </w:rPr>
+              <w:t>peek()</w:t>
+            </w:r>
+          </w:p>
+        </w:tc>
+      </w:tr>
+    </w:tbl>
+    <w:p>
+      <w:pPr>
+        <w:spacing w:after="0" w:line="240" w:lineRule="auto"/>
+        <w:rPr>
+          <w:rFonts w:ascii="Times New Roman" w:hAnsi="Times New Roman" w:cs="Times New Roman"/>
+          <w:b/>
+          <w:sz w:val="24"/>
+          <w:u w:val="single"/>
+        </w:rPr>
+      </w:pPr>
+    </w:p>
+    <w:p>
+      <w:pPr>
+        <w:spacing w:after="0" w:line="240" w:lineRule="auto"/>
+        <w:rPr>
+          <w:rFonts w:ascii="Times New Roman" w:hAnsi="Times New Roman" w:cs="Times New Roman"/>
+          <w:b/>
+          <w:sz w:val="24"/>
+          <w:u w:val="single"/>
+        </w:rPr>
+      </w:pPr>
+    </w:p>
+    <w:p>
+      <w:pPr>
+        <w:spacing w:after="0" w:line="240" w:lineRule="auto"/>
+        <w:rPr>
+          <w:rFonts w:ascii="Times New Roman" w:hAnsi="Times New Roman" w:cs="Times New Roman"/>
+          <w:b/>
+          <w:sz w:val="24"/>
+          <w:u w:val="single"/>
+        </w:rPr>
+      </w:pPr>
+    </w:p>
+    <w:p>
+      <w:pPr>
+        <w:spacing w:after="0" w:line="240" w:lineRule="auto"/>
+        <w:rPr>
+          <w:rFonts w:ascii="Times New Roman" w:hAnsi="Times New Roman" w:cs="Times New Roman"/>
+          <w:b/>
+          <w:sz w:val="24"/>
+          <w:u w:val="single"/>
+        </w:rPr>
+      </w:pPr>
+    </w:p>
+    <w:p>
+      <w:pPr>
+        <w:spacing w:after="0" w:line="240" w:lineRule="auto"/>
+        <w:rPr>
+          <w:rFonts w:ascii="Times New Roman" w:hAnsi="Times New Roman" w:cs="Times New Roman"/>
+          <w:b/>
+          <w:sz w:val="24"/>
+          <w:u w:val="single"/>
+        </w:rPr>
+      </w:pPr>
+      <w:r>
+        <w:rPr>
+          <w:rFonts w:ascii="Times New Roman" w:hAnsi="Times New Roman" w:cs="Times New Roman"/>
+          <w:b/>
+          <w:sz w:val="24"/>
+          <w:u w:val="single"/>
+        </w:rPr>
+        <w:t>Python</w:t>
+      </w:r>
+    </w:p>
+    <w:p>
+      <w:pPr>
+        <w:spacing w:after="0" w:line="240" w:lineRule="auto"/>
+        <w:rPr>
+          <w:rFonts w:ascii="Times New Roman" w:hAnsi="Times New Roman" w:cs="Times New Roman"/>
+          <w:b/>
+          <w:sz w:val="24"/>
+          <w:u w:val="single"/>
+        </w:rPr>
+      </w:pPr>
+    </w:p>
+    <w:p>
+      <w:pPr>
+        <w:spacing w:after="0" w:line="240" w:lineRule="auto"/>
+        <w:rPr>
+          <w:rFonts w:ascii="Times New Roman" w:hAnsi="Times New Roman" w:cs="Times New Roman"/>
+          <w:b/>
+          <w:sz w:val="24"/>
+          <w:u w:val="single"/>
+        </w:rPr>
+      </w:pPr>
+    </w:p>
+    <w:p>
+      <w:pPr>
+        <w:spacing w:after="0" w:line="240" w:lineRule="auto"/>
+        <w:rPr>
+          <w:rFonts w:ascii="Times New Roman" w:hAnsi="Times New Roman" w:cs="Times New Roman"/>
+          <w:b/>
+          <w:sz w:val="24"/>
+          <w:u w:val="single"/>
+        </w:rPr>
+      </w:pPr>
+    </w:p>
+    <w:p>
+      <w:pPr>
+        <w:spacing w:after="0" w:line="240" w:lineRule="auto"/>
+        <w:rPr>
+          <w:rFonts w:ascii="Times New Roman" w:hAnsi="Times New Roman" w:cs="Times New Roman"/>
+          <w:b/>
+          <w:sz w:val="24"/>
+          <w:u w:val="single"/>
+        </w:rPr>
+      </w:pPr>
+    </w:p>
+    <w:p>
+      <w:pPr>
+        <w:spacing w:after="0" w:line="240" w:lineRule="auto"/>
+        <w:rPr>
+          <w:rFonts w:ascii="Times New Roman" w:hAnsi="Times New Roman" w:cs="Times New Roman"/>
+          <w:b/>
+          <w:sz w:val="24"/>
+          <w:u w:val="single"/>
+        </w:rPr>
+      </w:pPr>
+      <w:r>
+        <w:rPr>
+          <w:rFonts w:ascii="Times New Roman" w:hAnsi="Times New Roman" w:cs="Times New Roman"/>
+          <w:b/>
+          <w:sz w:val="24"/>
+          <w:u w:val="single"/>
+        </w:rPr>
+        <w:t>JavaScript</w:t>
+      </w:r>
+    </w:p>
+    <w:p>
+      <w:pPr>
+        <w:spacing w:after="0" w:line="240" w:lineRule="auto"/>
+        <w:rPr>
+          <w:rFonts w:ascii="Times New Roman" w:hAnsi="Times New Roman" w:cs="Times New Roman"/>
+          <w:b/>
+          <w:sz w:val="24"/>
+          <w:u w:val="single"/>
+        </w:rPr>
+      </w:pPr>
+    </w:p>
+    <w:p>
+      <w:pPr>
+        <w:spacing w:after="0" w:line="240" w:lineRule="auto"/>
+        <w:rPr>
+          <w:rFonts w:ascii="Times New Roman" w:hAnsi="Times New Roman" w:cs="Times New Roman"/>
+          <w:b/>
+          <w:sz w:val="24"/>
+          <w:u w:val="single"/>
+        </w:rPr>
+      </w:pPr>
+      <w:r>
+        <w:rPr>
+          <w:rFonts w:ascii="Times New Roman" w:hAnsi="Times New Roman" w:cs="Times New Roman"/>
+          <w:b/>
+          <w:sz w:val="24"/>
+          <w:u w:val="single"/>
+        </w:rPr>
+        <w:t>Data Structures</w:t>
+      </w:r>
+    </w:p>
+    <w:p>
+      <w:pPr>
+        <w:spacing w:after="0" w:line="240" w:lineRule="auto"/>
+        <w:rPr>
+          <w:rFonts w:ascii="Times New Roman" w:hAnsi="Times New Roman" w:cs="Times New Roman"/>
+          <w:b/>
+          <w:sz w:val="24"/>
+        </w:rPr>
+      </w:pPr>
+      <w:r>
+        <w:rPr>
+          <w:rFonts w:ascii="Times New Roman" w:hAnsi="Times New Roman" w:cs="Times New Roman"/>
+          <w:b/>
+          <w:sz w:val="24"/>
+        </w:rPr>
+        <w:t>Abstract Data Types</w:t>
+      </w:r>
+    </w:p>
+    <w:p>
+      <w:pPr>
+        <w:spacing w:after="0" w:line="240" w:lineRule="auto"/>
+        <w:rPr>
+          <w:rFonts w:ascii="Times New Roman" w:hAnsi="Times New Roman" w:cs="Times New Roman"/>
+          <w:sz w:val="24"/>
+        </w:rPr>
+      </w:pPr>
+      <w:r>
+        <w:rPr>
+          <w:rFonts w:ascii="Times New Roman" w:hAnsi="Times New Roman" w:cs="Times New Roman"/>
+          <w:sz w:val="24"/>
+        </w:rPr>
+        <w:t xml:space="preserve">Queue </w:t>
+      </w:r>
+    </w:p>
+    <w:p>
+      <w:pPr>
+        <w:spacing w:after="0" w:line="240" w:lineRule="auto"/>
+        <w:rPr>
+          <w:rFonts w:ascii="Times New Roman" w:hAnsi="Times New Roman" w:cs="Times New Roman"/>
+          <w:sz w:val="24"/>
+        </w:rPr>
+      </w:pPr>
+      <w:r>
+        <w:rPr>
+          <w:rFonts w:ascii="Times New Roman" w:hAnsi="Times New Roman" w:cs="Times New Roman"/>
+          <w:sz w:val="24"/>
+        </w:rPr>
+        <w:t xml:space="preserve">Priority Queue </w:t>
+      </w:r>
+    </w:p>
+    <w:p>
+      <w:pPr>
+        <w:spacing w:after="0" w:line="240" w:lineRule="auto"/>
+        <w:rPr>
+          <w:rFonts w:ascii="Times New Roman" w:hAnsi="Times New Roman" w:cs="Times New Roman"/>
+          <w:b/>
+          <w:sz w:val="24"/>
+          <w:u w:val="single"/>
+        </w:rPr>
+      </w:pPr>
+    </w:p>
+    <w:p>
+      <w:pPr>
+        <w:spacing w:after="0" w:line="240" w:lineRule="auto"/>
+        <w:rPr>
+          <w:rFonts w:ascii="Times New Roman" w:hAnsi="Times New Roman" w:cs="Times New Roman"/>
+          <w:b/>
+          <w:sz w:val="24"/>
+        </w:rPr>
+      </w:pPr>
+      <w:r>
+        <w:rPr>
+          <w:rFonts w:ascii="Times New Roman" w:hAnsi="Times New Roman" w:cs="Times New Roman"/>
+          <w:b/>
+          <w:sz w:val="24"/>
+        </w:rPr>
+        <w:t xml:space="preserve">Queue </w:t>
+      </w:r>
+    </w:p>
+    <w:p>
+      <w:pPr>
+        <w:spacing w:after="0" w:line="240" w:lineRule="auto"/>
+        <w:rPr>
+          <w:rFonts w:ascii="Times New Roman" w:hAnsi="Times New Roman" w:cs="Times New Roman"/>
+          <w:sz w:val="24"/>
+        </w:rPr>
+      </w:pPr>
+      <w:r>
+        <w:rPr>
+          <w:rFonts w:ascii="Times New Roman" w:hAnsi="Times New Roman" w:cs="Times New Roman"/>
+          <w:sz w:val="24"/>
+        </w:rPr>
+        <w:t xml:space="preserve">A minimum heap is the most efficient implementation of a priority queue </w:t>
+      </w:r>
+      <w:bookmarkStart w:id="0" w:name="_GoBack"/>
+      <w:bookmarkEnd w:id="0"/>
+    </w:p>
+    <w:p>
+      <w:pPr>
+        <w:spacing w:after="0" w:line="240" w:lineRule="auto"/>
+        <w:rPr>
+          <w:rFonts w:ascii="Times New Roman" w:hAnsi="Times New Roman" w:cs="Times New Roman"/>
+          <w:b/>
+          <w:sz w:val="24"/>
+          <w:u w:val="single"/>
+        </w:rPr>
+      </w:pPr>
+    </w:p>
+    <w:p>
+      <w:pPr>
+        <w:spacing w:after="0" w:line="240" w:lineRule="auto"/>
+        <w:rPr>
+          <w:rFonts w:ascii="Times New Roman" w:hAnsi="Times New Roman" w:cs="Times New Roman"/>
+          <w:b/>
+          <w:sz w:val="24"/>
+          <w:u w:val="single"/>
+        </w:rPr>
+      </w:pPr>
+    </w:p>
+    <w:p>
+      <w:pPr>
+        <w:spacing w:after="0" w:line="240" w:lineRule="auto"/>
+        <w:rPr>
+          <w:rFonts w:ascii="Times New Roman" w:hAnsi="Times New Roman" w:cs="Times New Roman"/>
+          <w:b/>
+          <w:sz w:val="24"/>
+          <w:u w:val="single"/>
+        </w:rPr>
+      </w:pPr>
+      <w:r>
+        <w:rPr>
+          <w:rFonts w:ascii="Times New Roman" w:hAnsi="Times New Roman" w:cs="Times New Roman"/>
+          <w:b/>
+          <w:sz w:val="24"/>
           <w:u w:val="single"/>
         </w:rPr>
         <w:t xml:space="preserve">Networking Basics </w:t>
@@ -21,35 +777,65 @@
     <w:p>
       <w:pPr>
         <w:spacing w:after="0" w:line="240" w:lineRule="auto"/>
+        <w:rPr>
+          <w:rFonts w:ascii="Times New Roman" w:hAnsi="Times New Roman" w:cs="Times New Roman"/>
+          <w:sz w:val="24"/>
+        </w:rPr>
       </w:pPr>
       <w:r>
+        <w:rPr>
+          <w:rFonts w:ascii="Times New Roman" w:hAnsi="Times New Roman" w:cs="Times New Roman"/>
+          <w:sz w:val="24"/>
+        </w:rPr>
         <w:t>TCP</w:t>
       </w:r>
     </w:p>
     <w:p>
       <w:pPr>
         <w:spacing w:after="0" w:line="240" w:lineRule="auto"/>
+        <w:rPr>
+          <w:rFonts w:ascii="Times New Roman" w:hAnsi="Times New Roman" w:cs="Times New Roman"/>
+          <w:sz w:val="24"/>
+        </w:rPr>
       </w:pPr>
       <w:r>
+        <w:rPr>
+          <w:rFonts w:ascii="Times New Roman" w:hAnsi="Times New Roman" w:cs="Times New Roman"/>
+          <w:sz w:val="24"/>
+        </w:rPr>
         <w:t>HTTP</w:t>
       </w:r>
     </w:p>
     <w:p>
       <w:pPr>
         <w:spacing w:after="0" w:line="240" w:lineRule="auto"/>
+        <w:rPr>
+          <w:rFonts w:ascii="Times New Roman" w:hAnsi="Times New Roman" w:cs="Times New Roman"/>
+          <w:sz w:val="24"/>
+        </w:rPr>
       </w:pPr>
       <w:r>
+        <w:rPr>
+          <w:rFonts w:ascii="Times New Roman" w:hAnsi="Times New Roman" w:cs="Times New Roman"/>
+          <w:sz w:val="24"/>
+        </w:rPr>
         <w:t>With TCP the default port, for an HTTP server on a computer, is port 80</w:t>
       </w:r>
     </w:p>
     <w:p>
       <w:pPr>
         <w:spacing w:after="0" w:line="240" w:lineRule="auto"/>
+        <w:rPr>
+          <w:rFonts w:ascii="Times New Roman" w:hAnsi="Times New Roman" w:cs="Times New Roman"/>
+          <w:sz w:val="24"/>
+        </w:rPr>
       </w:pPr>
       <w:hyperlink r:id="rId5" w:history="1">
         <w:r>
           <w:rPr>
             <w:rStyle w:val="Hyperlink"/>
+            <w:rFonts w:ascii="Times New Roman" w:hAnsi="Times New Roman" w:cs="Times New Roman"/>
+            <w:sz w:val="24"/>
           </w:rPr>
           <w:t>https://developer.mozilla.org/en-US/docs/Web/HTTP/Session</w:t>
         </w:r>
@@ -58,28 +844,42 @@
     <w:p>
       <w:pPr>
         <w:spacing w:after="0" w:line="240" w:lineRule="auto"/>
+        <w:rPr>
+          <w:rFonts w:ascii="Times New Roman" w:hAnsi="Times New Roman" w:cs="Times New Roman"/>
+          <w:sz w:val="24"/>
+        </w:rPr>
       </w:pPr>
       <w:r>
+        <w:rPr>
+          <w:rFonts w:ascii="Times New Roman" w:hAnsi="Times New Roman" w:cs="Times New Roman"/>
+          <w:sz w:val="24"/>
+        </w:rPr>
         <w:t>https://developer.mozilla.org/en-US/docs/Web/HTTP</w:t>
       </w:r>
-      <w:bookmarkStart w:id="0" w:name="_GoBack"/>
-      <w:bookmarkEnd w:id="0"/>
-    </w:p>
-    <w:p>
-      <w:pPr>
-        <w:spacing w:after="0" w:line="240" w:lineRule="auto"/>
-      </w:pPr>
-    </w:p>
-    <w:p>
-      <w:pPr>
-        <w:spacing w:after="0" w:line="240" w:lineRule="auto"/>
-        <w:rPr>
-          <w:b/>
+    </w:p>
+    <w:p>
+      <w:pPr>
+        <w:spacing w:after="0" w:line="240" w:lineRule="auto"/>
+        <w:rPr>
+          <w:rFonts w:ascii="Times New Roman" w:hAnsi="Times New Roman" w:cs="Times New Roman"/>
+          <w:sz w:val="24"/>
+        </w:rPr>
+      </w:pPr>
+    </w:p>
+    <w:p>
+      <w:pPr>
+        <w:spacing w:after="0" w:line="240" w:lineRule="auto"/>
+        <w:rPr>
+          <w:rFonts w:ascii="Times New Roman" w:hAnsi="Times New Roman" w:cs="Times New Roman"/>
+          <w:b/>
+          <w:sz w:val="24"/>
         </w:rPr>
       </w:pPr>
       <w:r>
         <w:rPr>
-          <w:b/>
+          <w:rFonts w:ascii="Times New Roman" w:hAnsi="Times New Roman" w:cs="Times New Roman"/>
+          <w:b/>
+          <w:sz w:val="24"/>
         </w:rPr>
         <w:t>OSI Model</w:t>
       </w:r>
@@ -88,13 +888,18 @@
       <w:pPr>
         <w:spacing w:after="0" w:line="240" w:lineRule="auto"/>
         <w:rPr>
-          <w:b/>
+          <w:rFonts w:ascii="Times New Roman" w:hAnsi="Times New Roman" w:cs="Times New Roman"/>
+          <w:b/>
+          <w:sz w:val="24"/>
         </w:rPr>
       </w:pPr>
       <w:r>
         <w:rPr>
+          <w:rFonts w:ascii="Times New Roman" w:hAnsi="Times New Roman" w:cs="Times New Roman"/>
           <w:noProof/>
-        </w:rPr>
+          <w:sz w:val="24"/>
+        </w:rPr>
+        <w:lastRenderedPageBreak/>
         <w:drawing>
           <wp:inline distT="0" distB="0" distL="0" distR="0">
             <wp:extent cx="3497513" cy="2847975"/>
@@ -149,22 +954,27 @@
       <w:pPr>
         <w:spacing w:after="0" w:line="240" w:lineRule="auto"/>
         <w:rPr>
-          <w:b/>
-        </w:rPr>
-      </w:pPr>
-    </w:p>
-    <w:p>
-      <w:pPr>
-        <w:spacing w:after="0" w:line="240" w:lineRule="auto"/>
-        <w:rPr>
-          <w:b/>
+          <w:rFonts w:ascii="Times New Roman" w:hAnsi="Times New Roman" w:cs="Times New Roman"/>
+          <w:b/>
+          <w:sz w:val="24"/>
+        </w:rPr>
+      </w:pPr>
+    </w:p>
+    <w:p>
+      <w:pPr>
+        <w:spacing w:after="0" w:line="240" w:lineRule="auto"/>
+        <w:rPr>
+          <w:rFonts w:ascii="Times New Roman" w:hAnsi="Times New Roman" w:cs="Times New Roman"/>
+          <w:b/>
+          <w:sz w:val="24"/>
         </w:rPr>
       </w:pPr>
       <w:r>
         <w:rPr>
+          <w:rFonts w:ascii="Times New Roman" w:hAnsi="Times New Roman" w:cs="Times New Roman"/>
           <w:noProof/>
-        </w:rPr>
-        <w:lastRenderedPageBreak/>
+          <w:sz w:val="24"/>
+        </w:rPr>
         <w:drawing>
           <wp:inline distT="0" distB="0" distL="0" distR="0">
             <wp:extent cx="3216557" cy="4095750"/>

--- a/learning/Master- Code.docx
+++ b/learning/Master- Code.docx
@@ -729,6 +729,15 @@
         </w:rPr>
         <w:t xml:space="preserve">A minimum heap is the most efficient implementation of a priority queue </w:t>
       </w:r>
+    </w:p>
+    <w:p>
+      <w:pPr>
+        <w:spacing w:after="0" w:line="240" w:lineRule="auto"/>
+        <w:rPr>
+          <w:rFonts w:ascii="Times New Roman" w:hAnsi="Times New Roman" w:cs="Times New Roman"/>
+          <w:sz w:val="24"/>
+        </w:rPr>
+      </w:pPr>
       <w:bookmarkStart w:id="0" w:name="_GoBack"/>
       <w:bookmarkEnd w:id="0"/>
     </w:p>

--- a/learning/Master- Code.docx
+++ b/learning/Master- Code.docx
@@ -5,21 +5,913 @@
     <w:p>
       <w:pPr>
         <w:spacing w:after="0" w:line="240" w:lineRule="auto"/>
-        <w:rPr>
-          <w:rFonts w:ascii="Times New Roman" w:hAnsi="Times New Roman" w:cs="Times New Roman"/>
-          <w:b/>
-          <w:sz w:val="24"/>
-          <w:u w:val="single"/>
-        </w:rPr>
-      </w:pPr>
-      <w:r>
-        <w:rPr>
-          <w:rFonts w:ascii="Times New Roman" w:hAnsi="Times New Roman" w:cs="Times New Roman"/>
-          <w:b/>
-          <w:sz w:val="24"/>
+        <w:jc w:val="center"/>
+        <w:rPr>
+          <w:rFonts w:ascii="Times New Roman" w:hAnsi="Times New Roman" w:cs="Times New Roman"/>
+          <w:b/>
+          <w:sz w:val="28"/>
+          <w:u w:val="single"/>
+        </w:rPr>
+      </w:pPr>
+      <w:r>
+        <w:rPr>
+          <w:rFonts w:ascii="Times New Roman" w:hAnsi="Times New Roman" w:cs="Times New Roman"/>
+          <w:b/>
+          <w:sz w:val="28"/>
           <w:u w:val="single"/>
         </w:rPr>
         <w:t>Java</w:t>
+      </w:r>
+    </w:p>
+    <w:p>
+      <w:pPr>
+        <w:spacing w:after="0" w:line="240" w:lineRule="auto"/>
+        <w:rPr>
+          <w:rFonts w:ascii="Times New Roman" w:hAnsi="Times New Roman" w:cs="Times New Roman"/>
+          <w:sz w:val="24"/>
+        </w:rPr>
+      </w:pPr>
+    </w:p>
+    <w:p>
+      <w:pPr>
+        <w:spacing w:after="0" w:line="240" w:lineRule="auto"/>
+        <w:rPr>
+          <w:rFonts w:ascii="Times New Roman" w:hAnsi="Times New Roman" w:cs="Times New Roman"/>
+          <w:b/>
+          <w:sz w:val="24"/>
+          <w:u w:val="single"/>
+        </w:rPr>
+      </w:pPr>
+      <w:r>
+        <w:rPr>
+          <w:rFonts w:ascii="Times New Roman" w:hAnsi="Times New Roman" w:cs="Times New Roman"/>
+          <w:b/>
+          <w:sz w:val="24"/>
+          <w:u w:val="single"/>
+        </w:rPr>
+        <w:t>Classes</w:t>
+      </w:r>
+    </w:p>
+    <w:p>
+      <w:pPr>
+        <w:spacing w:after="0" w:line="240" w:lineRule="auto"/>
+        <w:rPr>
+          <w:rFonts w:ascii="Times New Roman" w:hAnsi="Times New Roman" w:cs="Times New Roman"/>
+          <w:b/>
+          <w:sz w:val="24"/>
+        </w:rPr>
+      </w:pPr>
+      <w:r>
+        <w:rPr>
+          <w:rFonts w:ascii="Times New Roman" w:hAnsi="Times New Roman" w:cs="Times New Roman"/>
+          <w:b/>
+          <w:sz w:val="24"/>
+        </w:rPr>
+        <w:t xml:space="preserve">General Classes </w:t>
+      </w:r>
+    </w:p>
+    <w:p>
+      <w:pPr>
+        <w:spacing w:after="0" w:line="240" w:lineRule="auto"/>
+        <w:rPr>
+          <w:rFonts w:ascii="Times New Roman" w:hAnsi="Times New Roman" w:cs="Times New Roman"/>
+          <w:sz w:val="24"/>
+        </w:rPr>
+      </w:pPr>
+      <w:r>
+        <w:rPr>
+          <w:rFonts w:ascii="Times New Roman" w:hAnsi="Times New Roman" w:cs="Times New Roman"/>
+          <w:sz w:val="24"/>
+        </w:rPr>
+        <w:t>Nested Classes</w:t>
+      </w:r>
+    </w:p>
+    <w:p>
+      <w:pPr>
+        <w:pStyle w:val="ListParagraph"/>
+        <w:numPr>
+          <w:ilvl w:val="0"/>
+          <w:numId w:val="6"/>
+        </w:numPr>
+        <w:spacing w:after="0" w:line="240" w:lineRule="auto"/>
+        <w:rPr>
+          <w:rFonts w:ascii="Times New Roman" w:hAnsi="Times New Roman" w:cs="Times New Roman"/>
+          <w:sz w:val="24"/>
+        </w:rPr>
+      </w:pPr>
+      <w:r>
+        <w:rPr>
+          <w:rFonts w:ascii="Times New Roman" w:hAnsi="Times New Roman" w:cs="Times New Roman"/>
+          <w:sz w:val="24"/>
+        </w:rPr>
+        <w:t>Nested classes are divided into two categories: static and non-static. Nested classes that are declared static are called static nested classes. Non-static nested classes are called inner classes.</w:t>
+      </w:r>
+    </w:p>
+    <w:p>
+      <w:pPr>
+        <w:spacing w:after="0" w:line="240" w:lineRule="auto"/>
+        <w:rPr>
+          <w:rFonts w:ascii="Times New Roman" w:hAnsi="Times New Roman" w:cs="Times New Roman"/>
+          <w:sz w:val="24"/>
+        </w:rPr>
+      </w:pPr>
+    </w:p>
+    <w:p>
+      <w:pPr>
+        <w:spacing w:after="0" w:line="240" w:lineRule="auto"/>
+        <w:rPr>
+          <w:rFonts w:ascii="Times New Roman" w:hAnsi="Times New Roman" w:cs="Times New Roman"/>
+          <w:sz w:val="24"/>
+        </w:rPr>
+      </w:pPr>
+      <w:r>
+        <w:rPr>
+          <w:rFonts w:ascii="Times New Roman" w:hAnsi="Times New Roman" w:cs="Times New Roman"/>
+          <w:sz w:val="24"/>
+        </w:rPr>
+        <w:t>Anonymous Classes</w:t>
+      </w:r>
+    </w:p>
+    <w:p>
+      <w:pPr>
+        <w:pStyle w:val="ListParagraph"/>
+        <w:numPr>
+          <w:ilvl w:val="0"/>
+          <w:numId w:val="8"/>
+        </w:numPr>
+        <w:spacing w:after="0" w:line="240" w:lineRule="auto"/>
+        <w:rPr>
+          <w:rFonts w:ascii="Times New Roman" w:hAnsi="Times New Roman" w:cs="Times New Roman"/>
+          <w:sz w:val="24"/>
+        </w:rPr>
+      </w:pPr>
+      <w:r>
+        <w:rPr>
+          <w:rFonts w:ascii="Times New Roman" w:hAnsi="Times New Roman" w:cs="Times New Roman"/>
+          <w:sz w:val="24"/>
+        </w:rPr>
+        <w:t xml:space="preserve">Anonymous classes enable you to make your code more concise. They enable you to declare and instantiate a class at the same time. </w:t>
+      </w:r>
+    </w:p>
+    <w:p>
+      <w:pPr>
+        <w:pStyle w:val="ListParagraph"/>
+        <w:numPr>
+          <w:ilvl w:val="0"/>
+          <w:numId w:val="8"/>
+        </w:numPr>
+        <w:spacing w:after="0" w:line="240" w:lineRule="auto"/>
+        <w:rPr>
+          <w:rFonts w:ascii="Times New Roman" w:hAnsi="Times New Roman" w:cs="Times New Roman"/>
+          <w:sz w:val="24"/>
+        </w:rPr>
+      </w:pPr>
+      <w:r>
+        <w:rPr>
+          <w:rFonts w:ascii="Times New Roman" w:hAnsi="Times New Roman" w:cs="Times New Roman"/>
+          <w:sz w:val="24"/>
+        </w:rPr>
+        <w:t>They are like local classes except that they do not have a name. Use them if you need to use a local class only once.</w:t>
+      </w:r>
+    </w:p>
+    <w:p>
+      <w:pPr>
+        <w:spacing w:after="0" w:line="240" w:lineRule="auto"/>
+        <w:rPr>
+          <w:rFonts w:ascii="Times New Roman" w:hAnsi="Times New Roman" w:cs="Times New Roman"/>
+          <w:b/>
+          <w:sz w:val="24"/>
+          <w:u w:val="single"/>
+        </w:rPr>
+      </w:pPr>
+    </w:p>
+    <w:p>
+      <w:pPr>
+        <w:spacing w:after="0" w:line="240" w:lineRule="auto"/>
+        <w:rPr>
+          <w:rFonts w:ascii="Times New Roman" w:hAnsi="Times New Roman" w:cs="Times New Roman"/>
+          <w:b/>
+          <w:sz w:val="24"/>
+        </w:rPr>
+      </w:pPr>
+      <w:r>
+        <w:rPr>
+          <w:rFonts w:ascii="Times New Roman" w:hAnsi="Times New Roman" w:cs="Times New Roman"/>
+          <w:b/>
+          <w:sz w:val="24"/>
+        </w:rPr>
+        <w:t>Interfaces</w:t>
+      </w:r>
+    </w:p>
+    <w:p>
+      <w:pPr>
+        <w:spacing w:after="0" w:line="240" w:lineRule="auto"/>
+        <w:rPr>
+          <w:rFonts w:ascii="Times New Roman" w:hAnsi="Times New Roman" w:cs="Times New Roman"/>
+          <w:sz w:val="24"/>
+        </w:rPr>
+      </w:pPr>
+      <w:r>
+        <w:rPr>
+          <w:rFonts w:ascii="Times New Roman" w:hAnsi="Times New Roman" w:cs="Times New Roman"/>
+          <w:sz w:val="24"/>
+        </w:rPr>
+        <w:t>Overview</w:t>
+      </w:r>
+    </w:p>
+    <w:p>
+      <w:pPr>
+        <w:pStyle w:val="ListParagraph"/>
+        <w:numPr>
+          <w:ilvl w:val="0"/>
+          <w:numId w:val="9"/>
+        </w:numPr>
+        <w:spacing w:after="0" w:line="240" w:lineRule="auto"/>
+        <w:rPr>
+          <w:rFonts w:ascii="Times New Roman" w:hAnsi="Times New Roman" w:cs="Times New Roman"/>
+          <w:sz w:val="24"/>
+        </w:rPr>
+      </w:pPr>
+      <w:r>
+        <w:rPr>
+          <w:rFonts w:ascii="Times New Roman" w:hAnsi="Times New Roman" w:cs="Times New Roman"/>
+          <w:sz w:val="24"/>
+        </w:rPr>
+        <w:t>There are a number of situations in software engineering when it is important for disparate groups of programmers to agree to a "contract" that spells out how their software interacts. Each group should be able to write their code without any knowledge of how the other group's code is written. Generally speaking, interfaces are such contracts.</w:t>
+      </w:r>
+    </w:p>
+    <w:p>
+      <w:pPr>
+        <w:pStyle w:val="ListParagraph"/>
+        <w:numPr>
+          <w:ilvl w:val="0"/>
+          <w:numId w:val="9"/>
+        </w:numPr>
+        <w:spacing w:after="0" w:line="240" w:lineRule="auto"/>
+        <w:rPr>
+          <w:rFonts w:ascii="Times New Roman" w:hAnsi="Times New Roman" w:cs="Times New Roman"/>
+          <w:sz w:val="24"/>
+        </w:rPr>
+      </w:pPr>
+      <w:r>
+        <w:rPr>
+          <w:rFonts w:ascii="Times New Roman" w:hAnsi="Times New Roman" w:cs="Times New Roman"/>
+          <w:sz w:val="24"/>
+        </w:rPr>
+        <w:t xml:space="preserve">In the Java programming language, an interface is a reference type, similar to a </w:t>
+      </w:r>
+      <w:proofErr w:type="gramStart"/>
+      <w:r>
+        <w:rPr>
+          <w:rFonts w:ascii="Times New Roman" w:hAnsi="Times New Roman" w:cs="Times New Roman"/>
+          <w:sz w:val="24"/>
+        </w:rPr>
+        <w:t>class, that</w:t>
+      </w:r>
+      <w:proofErr w:type="gramEnd"/>
+      <w:r>
+        <w:rPr>
+          <w:rFonts w:ascii="Times New Roman" w:hAnsi="Times New Roman" w:cs="Times New Roman"/>
+          <w:sz w:val="24"/>
+        </w:rPr>
+        <w:t xml:space="preserve"> can contain only constants, method signatures, default methods, static methods, and nested types. Method bodies exist only for default methods and static methods. Interfaces cannot be instantiated—they can only be implemented by classes or extended by other interfaces. Extension is discussed later in this lesson.</w:t>
+      </w:r>
+    </w:p>
+    <w:p>
+      <w:pPr>
+        <w:pStyle w:val="ListParagraph"/>
+        <w:numPr>
+          <w:ilvl w:val="0"/>
+          <w:numId w:val="9"/>
+        </w:numPr>
+        <w:spacing w:after="0" w:line="240" w:lineRule="auto"/>
+        <w:rPr>
+          <w:rFonts w:ascii="Times New Roman" w:hAnsi="Times New Roman" w:cs="Times New Roman"/>
+          <w:sz w:val="24"/>
+        </w:rPr>
+      </w:pPr>
+      <w:r>
+        <w:rPr>
+          <w:rFonts w:ascii="Times New Roman" w:hAnsi="Times New Roman" w:cs="Times New Roman"/>
+          <w:sz w:val="24"/>
+        </w:rPr>
+        <w:t>Can have multiple inheritances</w:t>
+      </w:r>
+    </w:p>
+    <w:p>
+      <w:pPr>
+        <w:pStyle w:val="ListParagraph"/>
+        <w:numPr>
+          <w:ilvl w:val="0"/>
+          <w:numId w:val="9"/>
+        </w:numPr>
+        <w:spacing w:after="0" w:line="240" w:lineRule="auto"/>
+        <w:rPr>
+          <w:rFonts w:ascii="Times New Roman" w:hAnsi="Times New Roman" w:cs="Times New Roman"/>
+          <w:sz w:val="24"/>
+        </w:rPr>
+      </w:pPr>
+      <w:r>
+        <w:rPr>
+          <w:rFonts w:ascii="Times New Roman" w:hAnsi="Times New Roman" w:cs="Times New Roman"/>
+          <w:sz w:val="24"/>
+        </w:rPr>
+        <w:t>Can have constants</w:t>
+      </w:r>
+    </w:p>
+    <w:p>
+      <w:pPr>
+        <w:spacing w:after="0" w:line="240" w:lineRule="auto"/>
+        <w:ind w:left="360"/>
+        <w:rPr>
+          <w:rFonts w:ascii="Times New Roman" w:hAnsi="Times New Roman" w:cs="Times New Roman"/>
+          <w:sz w:val="24"/>
+        </w:rPr>
+      </w:pPr>
+      <w:bookmarkStart w:id="0" w:name="_GoBack"/>
+      <w:bookmarkEnd w:id="0"/>
+    </w:p>
+    <w:p>
+      <w:pPr>
+        <w:spacing w:after="0" w:line="240" w:lineRule="auto"/>
+        <w:rPr>
+          <w:rFonts w:ascii="Times New Roman" w:hAnsi="Times New Roman" w:cs="Times New Roman"/>
+          <w:sz w:val="24"/>
+        </w:rPr>
+      </w:pPr>
+      <w:r>
+        <w:rPr>
+          <w:rFonts w:ascii="Times New Roman" w:hAnsi="Times New Roman" w:cs="Times New Roman"/>
+          <w:sz w:val="24"/>
+        </w:rPr>
+        <w:t>The Interface Body</w:t>
+      </w:r>
+    </w:p>
+    <w:p>
+      <w:pPr>
+        <w:pStyle w:val="ListParagraph"/>
+        <w:numPr>
+          <w:ilvl w:val="0"/>
+          <w:numId w:val="9"/>
+        </w:numPr>
+        <w:spacing w:after="0" w:line="240" w:lineRule="auto"/>
+        <w:rPr>
+          <w:rFonts w:ascii="Times New Roman" w:hAnsi="Times New Roman" w:cs="Times New Roman"/>
+          <w:sz w:val="24"/>
+        </w:rPr>
+      </w:pPr>
+      <w:r>
+        <w:rPr>
+          <w:rFonts w:ascii="Times New Roman" w:hAnsi="Times New Roman" w:cs="Times New Roman"/>
+          <w:sz w:val="24"/>
+        </w:rPr>
+        <w:t>The interface body can contain abstract methods, default methods, and static methods. An abstract method within an interface is followed by a semicolon, but no braces (an abstract method does not contain an implementation). Default methods are defined with the default modifier, and static methods with the static keyword. All abstract, default, and static methods in an interface are implicitly public, so you can omit the public modifier.</w:t>
+      </w:r>
+    </w:p>
+    <w:p>
+      <w:pPr>
+        <w:pStyle w:val="ListParagraph"/>
+        <w:numPr>
+          <w:ilvl w:val="0"/>
+          <w:numId w:val="9"/>
+        </w:numPr>
+        <w:spacing w:after="0" w:line="240" w:lineRule="auto"/>
+        <w:rPr>
+          <w:rFonts w:ascii="Times New Roman" w:hAnsi="Times New Roman" w:cs="Times New Roman"/>
+          <w:sz w:val="24"/>
+        </w:rPr>
+      </w:pPr>
+      <w:r>
+        <w:rPr>
+          <w:rFonts w:ascii="Times New Roman" w:hAnsi="Times New Roman" w:cs="Times New Roman"/>
+          <w:sz w:val="24"/>
+        </w:rPr>
+        <w:t>In addition, an interface can contain constant declarations. All constant values defined in an interface are implicitly public, static, and final. Once again, you can omit these modifiers.</w:t>
+      </w:r>
+    </w:p>
+    <w:p>
+      <w:pPr>
+        <w:spacing w:after="0" w:line="240" w:lineRule="auto"/>
+        <w:rPr>
+          <w:rFonts w:ascii="Times New Roman" w:hAnsi="Times New Roman" w:cs="Times New Roman"/>
+          <w:sz w:val="24"/>
+        </w:rPr>
+      </w:pPr>
+    </w:p>
+    <w:p>
+      <w:pPr>
+        <w:spacing w:after="0" w:line="240" w:lineRule="auto"/>
+        <w:rPr>
+          <w:rFonts w:ascii="Times New Roman" w:hAnsi="Times New Roman" w:cs="Times New Roman"/>
+          <w:sz w:val="24"/>
+        </w:rPr>
+      </w:pPr>
+    </w:p>
+    <w:p>
+      <w:pPr>
+        <w:spacing w:after="0" w:line="240" w:lineRule="auto"/>
+        <w:rPr>
+          <w:rFonts w:ascii="Times New Roman" w:hAnsi="Times New Roman" w:cs="Times New Roman"/>
+          <w:b/>
+          <w:sz w:val="24"/>
+        </w:rPr>
+      </w:pPr>
+    </w:p>
+    <w:p>
+      <w:pPr>
+        <w:spacing w:after="0" w:line="240" w:lineRule="auto"/>
+        <w:rPr>
+          <w:rFonts w:ascii="Times New Roman" w:hAnsi="Times New Roman" w:cs="Times New Roman"/>
+          <w:b/>
+          <w:sz w:val="24"/>
+        </w:rPr>
+      </w:pPr>
+      <w:r>
+        <w:rPr>
+          <w:rFonts w:ascii="Times New Roman" w:hAnsi="Times New Roman" w:cs="Times New Roman"/>
+          <w:b/>
+          <w:sz w:val="24"/>
+        </w:rPr>
+        <w:t>Static Keyword</w:t>
+      </w:r>
+    </w:p>
+    <w:p>
+      <w:pPr>
+        <w:spacing w:after="0" w:line="240" w:lineRule="auto"/>
+        <w:rPr>
+          <w:rFonts w:ascii="Times New Roman" w:hAnsi="Times New Roman" w:cs="Times New Roman"/>
+          <w:sz w:val="24"/>
+        </w:rPr>
+      </w:pPr>
+      <w:r>
+        <w:rPr>
+          <w:rFonts w:ascii="Times New Roman" w:hAnsi="Times New Roman" w:cs="Times New Roman"/>
+          <w:sz w:val="24"/>
+        </w:rPr>
+        <w:t>S</w:t>
+      </w:r>
+      <w:r>
+        <w:rPr>
+          <w:rFonts w:ascii="Times New Roman" w:hAnsi="Times New Roman" w:cs="Times New Roman"/>
+          <w:sz w:val="24"/>
+        </w:rPr>
+        <w:t>tatic is a non-access modifier in Java which i</w:t>
+      </w:r>
+      <w:r>
+        <w:rPr>
+          <w:rFonts w:ascii="Times New Roman" w:hAnsi="Times New Roman" w:cs="Times New Roman"/>
+          <w:sz w:val="24"/>
+        </w:rPr>
+        <w:t>s applicable for the following:</w:t>
+      </w:r>
+    </w:p>
+    <w:p>
+      <w:pPr>
+        <w:pStyle w:val="ListParagraph"/>
+        <w:numPr>
+          <w:ilvl w:val="0"/>
+          <w:numId w:val="3"/>
+        </w:numPr>
+        <w:spacing w:after="0" w:line="240" w:lineRule="auto"/>
+        <w:rPr>
+          <w:rFonts w:ascii="Times New Roman" w:hAnsi="Times New Roman" w:cs="Times New Roman"/>
+          <w:sz w:val="24"/>
+        </w:rPr>
+      </w:pPr>
+      <w:r>
+        <w:rPr>
+          <w:rFonts w:ascii="Times New Roman" w:hAnsi="Times New Roman" w:cs="Times New Roman"/>
+          <w:sz w:val="24"/>
+        </w:rPr>
+        <w:t>Blocks</w:t>
+      </w:r>
+    </w:p>
+    <w:p>
+      <w:pPr>
+        <w:pStyle w:val="ListParagraph"/>
+        <w:numPr>
+          <w:ilvl w:val="1"/>
+          <w:numId w:val="3"/>
+        </w:numPr>
+        <w:spacing w:after="0" w:line="240" w:lineRule="auto"/>
+        <w:rPr>
+          <w:rFonts w:ascii="Times New Roman" w:hAnsi="Times New Roman" w:cs="Times New Roman"/>
+          <w:sz w:val="24"/>
+        </w:rPr>
+      </w:pPr>
+      <w:r>
+        <w:rPr>
+          <w:rFonts w:ascii="Times New Roman" w:hAnsi="Times New Roman" w:cs="Times New Roman"/>
+          <w:sz w:val="24"/>
+        </w:rPr>
+        <w:lastRenderedPageBreak/>
+        <w:t>If you need to do computation in order to initialize your static variables, you can declare a static block that gets executed exactly once, when the class is first loaded</w:t>
+      </w:r>
+    </w:p>
+    <w:p>
+      <w:pPr>
+        <w:pStyle w:val="ListParagraph"/>
+        <w:numPr>
+          <w:ilvl w:val="0"/>
+          <w:numId w:val="3"/>
+        </w:numPr>
+        <w:spacing w:after="0" w:line="240" w:lineRule="auto"/>
+        <w:rPr>
+          <w:rFonts w:ascii="Times New Roman" w:hAnsi="Times New Roman" w:cs="Times New Roman"/>
+          <w:sz w:val="24"/>
+        </w:rPr>
+      </w:pPr>
+      <w:r>
+        <w:rPr>
+          <w:rFonts w:ascii="Times New Roman" w:hAnsi="Times New Roman" w:cs="Times New Roman"/>
+          <w:sz w:val="24"/>
+        </w:rPr>
+        <w:t>Variables</w:t>
+      </w:r>
+    </w:p>
+    <w:p>
+      <w:pPr>
+        <w:pStyle w:val="ListParagraph"/>
+        <w:numPr>
+          <w:ilvl w:val="1"/>
+          <w:numId w:val="3"/>
+        </w:numPr>
+        <w:spacing w:after="0" w:line="240" w:lineRule="auto"/>
+        <w:rPr>
+          <w:rFonts w:ascii="Times New Roman" w:hAnsi="Times New Roman" w:cs="Times New Roman"/>
+          <w:sz w:val="24"/>
+        </w:rPr>
+      </w:pPr>
+      <w:r>
+        <w:rPr>
+          <w:rFonts w:ascii="Times New Roman" w:hAnsi="Times New Roman" w:cs="Times New Roman"/>
+          <w:sz w:val="24"/>
+        </w:rPr>
+        <w:t>When a variable is declared as static, then a single copy of variable is created and shared among all objects at class level. Static variables are, essentially, global variables. All instances of the class share the same static variable.</w:t>
+      </w:r>
+    </w:p>
+    <w:p>
+      <w:pPr>
+        <w:pStyle w:val="ListParagraph"/>
+        <w:numPr>
+          <w:ilvl w:val="0"/>
+          <w:numId w:val="3"/>
+        </w:numPr>
+        <w:spacing w:after="0" w:line="240" w:lineRule="auto"/>
+        <w:rPr>
+          <w:rFonts w:ascii="Times New Roman" w:hAnsi="Times New Roman" w:cs="Times New Roman"/>
+          <w:sz w:val="24"/>
+        </w:rPr>
+      </w:pPr>
+      <w:r>
+        <w:rPr>
+          <w:rFonts w:ascii="Times New Roman" w:hAnsi="Times New Roman" w:cs="Times New Roman"/>
+          <w:sz w:val="24"/>
+        </w:rPr>
+        <w:t>Methods</w:t>
+      </w:r>
+    </w:p>
+    <w:p>
+      <w:pPr>
+        <w:pStyle w:val="ListParagraph"/>
+        <w:numPr>
+          <w:ilvl w:val="1"/>
+          <w:numId w:val="3"/>
+        </w:numPr>
+        <w:spacing w:after="0" w:line="240" w:lineRule="auto"/>
+        <w:rPr>
+          <w:rFonts w:ascii="Times New Roman" w:hAnsi="Times New Roman" w:cs="Times New Roman"/>
+          <w:sz w:val="24"/>
+        </w:rPr>
+      </w:pPr>
+      <w:r>
+        <w:rPr>
+          <w:rFonts w:ascii="Times New Roman" w:hAnsi="Times New Roman" w:cs="Times New Roman"/>
+          <w:sz w:val="24"/>
+        </w:rPr>
+        <w:t xml:space="preserve">When a method is declared with static keyword, it is known as static method. The most common example of a static method is main( ) </w:t>
+      </w:r>
+      <w:proofErr w:type="spellStart"/>
+      <w:r>
+        <w:rPr>
+          <w:rFonts w:ascii="Times New Roman" w:hAnsi="Times New Roman" w:cs="Times New Roman"/>
+          <w:sz w:val="24"/>
+        </w:rPr>
+        <w:t>method.As</w:t>
+      </w:r>
+      <w:proofErr w:type="spellEnd"/>
+      <w:r>
+        <w:rPr>
+          <w:rFonts w:ascii="Times New Roman" w:hAnsi="Times New Roman" w:cs="Times New Roman"/>
+          <w:sz w:val="24"/>
+        </w:rPr>
+        <w:t xml:space="preserve"> discussed above, Any static member can be accessed before any objects of its class are created, and without reference to any </w:t>
+      </w:r>
+      <w:proofErr w:type="spellStart"/>
+      <w:r>
+        <w:rPr>
+          <w:rFonts w:ascii="Times New Roman" w:hAnsi="Times New Roman" w:cs="Times New Roman"/>
+          <w:sz w:val="24"/>
+        </w:rPr>
+        <w:t>object.Methods</w:t>
+      </w:r>
+      <w:proofErr w:type="spellEnd"/>
+      <w:r>
+        <w:rPr>
+          <w:rFonts w:ascii="Times New Roman" w:hAnsi="Times New Roman" w:cs="Times New Roman"/>
+          <w:sz w:val="24"/>
+        </w:rPr>
+        <w:t xml:space="preserve"> declared as static have several restrictions:</w:t>
+      </w:r>
+    </w:p>
+    <w:p>
+      <w:pPr>
+        <w:pStyle w:val="ListParagraph"/>
+        <w:numPr>
+          <w:ilvl w:val="2"/>
+          <w:numId w:val="3"/>
+        </w:numPr>
+        <w:spacing w:after="0" w:line="240" w:lineRule="auto"/>
+        <w:rPr>
+          <w:rFonts w:ascii="Times New Roman" w:hAnsi="Times New Roman" w:cs="Times New Roman"/>
+          <w:sz w:val="24"/>
+        </w:rPr>
+      </w:pPr>
+      <w:r>
+        <w:rPr>
+          <w:rFonts w:ascii="Times New Roman" w:hAnsi="Times New Roman" w:cs="Times New Roman"/>
+          <w:sz w:val="24"/>
+        </w:rPr>
+        <w:t>They can only directly call other static methods.</w:t>
+      </w:r>
+    </w:p>
+    <w:p>
+      <w:pPr>
+        <w:pStyle w:val="ListParagraph"/>
+        <w:numPr>
+          <w:ilvl w:val="2"/>
+          <w:numId w:val="3"/>
+        </w:numPr>
+        <w:spacing w:after="0" w:line="240" w:lineRule="auto"/>
+        <w:rPr>
+          <w:rFonts w:ascii="Times New Roman" w:hAnsi="Times New Roman" w:cs="Times New Roman"/>
+          <w:sz w:val="24"/>
+        </w:rPr>
+      </w:pPr>
+      <w:r>
+        <w:rPr>
+          <w:rFonts w:ascii="Times New Roman" w:hAnsi="Times New Roman" w:cs="Times New Roman"/>
+          <w:sz w:val="24"/>
+        </w:rPr>
+        <w:t>They can only directly access static data.</w:t>
+      </w:r>
+    </w:p>
+    <w:p>
+      <w:pPr>
+        <w:pStyle w:val="ListParagraph"/>
+        <w:numPr>
+          <w:ilvl w:val="2"/>
+          <w:numId w:val="3"/>
+        </w:numPr>
+        <w:spacing w:after="0" w:line="240" w:lineRule="auto"/>
+        <w:rPr>
+          <w:rFonts w:ascii="Times New Roman" w:hAnsi="Times New Roman" w:cs="Times New Roman"/>
+          <w:sz w:val="24"/>
+        </w:rPr>
+      </w:pPr>
+      <w:r>
+        <w:rPr>
+          <w:rFonts w:ascii="Times New Roman" w:hAnsi="Times New Roman" w:cs="Times New Roman"/>
+          <w:sz w:val="24"/>
+        </w:rPr>
+        <w:t>They cannot refer to this or super in any way.</w:t>
+      </w:r>
+    </w:p>
+    <w:p>
+      <w:pPr>
+        <w:pStyle w:val="ListParagraph"/>
+        <w:numPr>
+          <w:ilvl w:val="0"/>
+          <w:numId w:val="3"/>
+        </w:numPr>
+        <w:spacing w:after="0" w:line="240" w:lineRule="auto"/>
+        <w:rPr>
+          <w:rFonts w:ascii="Times New Roman" w:hAnsi="Times New Roman" w:cs="Times New Roman"/>
+          <w:sz w:val="24"/>
+        </w:rPr>
+      </w:pPr>
+      <w:r>
+        <w:rPr>
+          <w:rFonts w:ascii="Times New Roman" w:hAnsi="Times New Roman" w:cs="Times New Roman"/>
+          <w:sz w:val="24"/>
+        </w:rPr>
+        <w:t>N</w:t>
+      </w:r>
+      <w:r>
+        <w:rPr>
+          <w:rFonts w:ascii="Times New Roman" w:hAnsi="Times New Roman" w:cs="Times New Roman"/>
+          <w:sz w:val="24"/>
+        </w:rPr>
+        <w:t>ested classes</w:t>
+      </w:r>
+    </w:p>
+    <w:p>
+      <w:pPr>
+        <w:pStyle w:val="ListParagraph"/>
+        <w:numPr>
+          <w:ilvl w:val="1"/>
+          <w:numId w:val="3"/>
+        </w:numPr>
+        <w:spacing w:after="0" w:line="240" w:lineRule="auto"/>
+        <w:rPr>
+          <w:rFonts w:ascii="Times New Roman" w:hAnsi="Times New Roman" w:cs="Times New Roman"/>
+          <w:sz w:val="24"/>
+        </w:rPr>
+      </w:pPr>
+    </w:p>
+    <w:p>
+      <w:pPr>
+        <w:spacing w:after="0" w:line="240" w:lineRule="auto"/>
+        <w:rPr>
+          <w:rFonts w:ascii="Times New Roman" w:hAnsi="Times New Roman" w:cs="Times New Roman"/>
+          <w:b/>
+          <w:sz w:val="24"/>
+          <w:u w:val="single"/>
+        </w:rPr>
+      </w:pPr>
+    </w:p>
+    <w:p>
+      <w:pPr>
+        <w:spacing w:after="0" w:line="240" w:lineRule="auto"/>
+        <w:rPr>
+          <w:rFonts w:ascii="Times New Roman" w:hAnsi="Times New Roman" w:cs="Times New Roman"/>
+          <w:b/>
+          <w:sz w:val="24"/>
+          <w:u w:val="single"/>
+        </w:rPr>
+      </w:pPr>
+    </w:p>
+    <w:p>
+      <w:pPr>
+        <w:spacing w:after="0" w:line="240" w:lineRule="auto"/>
+        <w:rPr>
+          <w:rFonts w:ascii="Times New Roman" w:hAnsi="Times New Roman" w:cs="Times New Roman"/>
+          <w:b/>
+          <w:sz w:val="24"/>
+        </w:rPr>
+      </w:pPr>
+      <w:r>
+        <w:rPr>
+          <w:rFonts w:ascii="Times New Roman" w:hAnsi="Times New Roman" w:cs="Times New Roman"/>
+          <w:b/>
+          <w:sz w:val="24"/>
+        </w:rPr>
+        <w:t>Access Modifiers</w:t>
+      </w:r>
+    </w:p>
+    <w:p>
+      <w:pPr>
+        <w:spacing w:after="0" w:line="240" w:lineRule="auto"/>
+        <w:rPr>
+          <w:rFonts w:ascii="Times New Roman" w:hAnsi="Times New Roman" w:cs="Times New Roman"/>
+          <w:b/>
+          <w:sz w:val="24"/>
+          <w:u w:val="single"/>
+        </w:rPr>
+      </w:pPr>
+      <w:r>
+        <w:rPr>
+          <w:noProof/>
+        </w:rPr>
+        <w:drawing>
+          <wp:inline distT="0" distB="0" distL="0" distR="0" wp14:anchorId="0630A85F" wp14:editId="58CE422A">
+            <wp:extent cx="2962275" cy="1581150"/>
+            <wp:effectExtent l="0" t="0" r="9525" b="0"/>
+            <wp:docPr id="4" name="Picture 4"/>
+            <wp:cNvGraphicFramePr>
+              <a:graphicFrameLocks xmlns:a="http://schemas.openxmlformats.org/drawingml/2006/main" noChangeAspect="1"/>
+            </wp:cNvGraphicFramePr>
+            <a:graphic xmlns:a="http://schemas.openxmlformats.org/drawingml/2006/main">
+              <a:graphicData uri="http://schemas.openxmlformats.org/drawingml/2006/picture">
+                <pic:pic xmlns:pic="http://schemas.openxmlformats.org/drawingml/2006/picture">
+                  <pic:nvPicPr>
+                    <pic:cNvPr id="1" name=""/>
+                    <pic:cNvPicPr/>
+                  </pic:nvPicPr>
+                  <pic:blipFill>
+                    <a:blip r:embed="rId5"/>
+                    <a:stretch>
+                      <a:fillRect/>
+                    </a:stretch>
+                  </pic:blipFill>
+                  <pic:spPr>
+                    <a:xfrm>
+                      <a:off x="0" y="0"/>
+                      <a:ext cx="2962275" cy="1581150"/>
+                    </a:xfrm>
+                    <a:prstGeom prst="rect">
+                      <a:avLst/>
+                    </a:prstGeom>
+                  </pic:spPr>
+                </pic:pic>
+              </a:graphicData>
+            </a:graphic>
+          </wp:inline>
+        </w:drawing>
+      </w:r>
+    </w:p>
+    <w:p>
+      <w:pPr>
+        <w:spacing w:after="0" w:line="240" w:lineRule="auto"/>
+        <w:rPr>
+          <w:rFonts w:ascii="Times New Roman" w:hAnsi="Times New Roman" w:cs="Times New Roman"/>
+          <w:b/>
+          <w:sz w:val="24"/>
+          <w:u w:val="single"/>
+        </w:rPr>
+      </w:pPr>
+    </w:p>
+    <w:p>
+      <w:pPr>
+        <w:spacing w:after="0" w:line="240" w:lineRule="auto"/>
+        <w:rPr>
+          <w:rFonts w:ascii="Times New Roman" w:hAnsi="Times New Roman" w:cs="Times New Roman"/>
+          <w:b/>
+          <w:sz w:val="24"/>
+        </w:rPr>
+      </w:pPr>
+      <w:r>
+        <w:rPr>
+          <w:rFonts w:ascii="Times New Roman" w:hAnsi="Times New Roman" w:cs="Times New Roman"/>
+          <w:b/>
+          <w:sz w:val="24"/>
+        </w:rPr>
+        <w:t>Errors</w:t>
+      </w:r>
+    </w:p>
+    <w:p>
+      <w:pPr>
+        <w:spacing w:after="0" w:line="240" w:lineRule="auto"/>
+        <w:rPr>
+          <w:rFonts w:ascii="Times New Roman" w:hAnsi="Times New Roman" w:cs="Times New Roman"/>
+          <w:b/>
+          <w:sz w:val="24"/>
+          <w:u w:val="single"/>
+        </w:rPr>
+      </w:pPr>
+      <w:r>
+        <w:rPr>
+          <w:noProof/>
+        </w:rPr>
+        <w:lastRenderedPageBreak/>
+        <w:drawing>
+          <wp:inline distT="0" distB="0" distL="0" distR="0" wp14:anchorId="058E1C5E" wp14:editId="37E2ECB5">
+            <wp:extent cx="5943600" cy="3548380"/>
+            <wp:effectExtent l="0" t="0" r="0" b="0"/>
+            <wp:docPr id="3" name="Picture 3" descr="Exception Handling &amp; Assertion in Java"/>
+            <wp:cNvGraphicFramePr>
+              <a:graphicFrameLocks xmlns:a="http://schemas.openxmlformats.org/drawingml/2006/main" noChangeAspect="1"/>
+            </wp:cNvGraphicFramePr>
+            <a:graphic xmlns:a="http://schemas.openxmlformats.org/drawingml/2006/main">
+              <a:graphicData uri="http://schemas.openxmlformats.org/drawingml/2006/picture">
+                <pic:pic xmlns:pic="http://schemas.openxmlformats.org/drawingml/2006/picture">
+                  <pic:nvPicPr>
+                    <pic:cNvPr id="0" name="Picture 11" descr="Exception Handling &amp; Assertion in Java"/>
+                    <pic:cNvPicPr>
+                      <a:picLocks noChangeAspect="1" noChangeArrowheads="1"/>
+                    </pic:cNvPicPr>
+                  </pic:nvPicPr>
+                  <pic:blipFill>
+                    <a:blip r:embed="rId6">
+                      <a:extLst>
+                        <a:ext uri="{28A0092B-C50C-407E-A947-70E740481C1C}">
+                          <a14:useLocalDpi xmlns:a14="http://schemas.microsoft.com/office/drawing/2010/main" val="0"/>
+                        </a:ext>
+                      </a:extLst>
+                    </a:blip>
+                    <a:srcRect/>
+                    <a:stretch>
+                      <a:fillRect/>
+                    </a:stretch>
+                  </pic:blipFill>
+                  <pic:spPr bwMode="auto">
+                    <a:xfrm>
+                      <a:off x="0" y="0"/>
+                      <a:ext cx="5943600" cy="3548380"/>
+                    </a:xfrm>
+                    <a:prstGeom prst="rect">
+                      <a:avLst/>
+                    </a:prstGeom>
+                    <a:noFill/>
+                    <a:ln>
+                      <a:noFill/>
+                    </a:ln>
+                  </pic:spPr>
+                </pic:pic>
+              </a:graphicData>
+            </a:graphic>
+          </wp:inline>
+        </w:drawing>
       </w:r>
     </w:p>
     <w:p>
@@ -530,6 +1422,116 @@
           <w:u w:val="single"/>
         </w:rPr>
       </w:pPr>
+    </w:p>
+    <w:p>
+      <w:pPr>
+        <w:spacing w:after="0" w:line="240" w:lineRule="auto"/>
+        <w:rPr>
+          <w:rFonts w:ascii="Times New Roman" w:hAnsi="Times New Roman" w:cs="Times New Roman"/>
+          <w:b/>
+          <w:sz w:val="24"/>
+          <w:u w:val="single"/>
+        </w:rPr>
+      </w:pPr>
+    </w:p>
+    <w:p>
+      <w:pPr>
+        <w:spacing w:after="0" w:line="240" w:lineRule="auto"/>
+        <w:rPr>
+          <w:rFonts w:ascii="Times New Roman" w:hAnsi="Times New Roman" w:cs="Times New Roman"/>
+          <w:b/>
+          <w:sz w:val="24"/>
+          <w:u w:val="single"/>
+        </w:rPr>
+      </w:pPr>
+    </w:p>
+    <w:p>
+      <w:pPr>
+        <w:spacing w:after="0" w:line="240" w:lineRule="auto"/>
+        <w:rPr>
+          <w:rFonts w:ascii="Times New Roman" w:hAnsi="Times New Roman" w:cs="Times New Roman"/>
+          <w:b/>
+          <w:sz w:val="24"/>
+          <w:u w:val="single"/>
+        </w:rPr>
+      </w:pPr>
+    </w:p>
+    <w:p>
+      <w:pPr>
+        <w:spacing w:after="0" w:line="240" w:lineRule="auto"/>
+        <w:rPr>
+          <w:rFonts w:ascii="Times New Roman" w:hAnsi="Times New Roman" w:cs="Times New Roman"/>
+          <w:b/>
+          <w:sz w:val="24"/>
+          <w:u w:val="single"/>
+        </w:rPr>
+      </w:pPr>
+    </w:p>
+    <w:p>
+      <w:pPr>
+        <w:spacing w:after="0" w:line="240" w:lineRule="auto"/>
+        <w:rPr>
+          <w:rFonts w:ascii="Times New Roman" w:hAnsi="Times New Roman" w:cs="Times New Roman"/>
+          <w:b/>
+          <w:sz w:val="24"/>
+          <w:u w:val="single"/>
+        </w:rPr>
+      </w:pPr>
+    </w:p>
+    <w:p>
+      <w:pPr>
+        <w:spacing w:after="0" w:line="240" w:lineRule="auto"/>
+        <w:rPr>
+          <w:rFonts w:ascii="Times New Roman" w:hAnsi="Times New Roman" w:cs="Times New Roman"/>
+          <w:b/>
+          <w:sz w:val="24"/>
+          <w:u w:val="single"/>
+        </w:rPr>
+      </w:pPr>
+    </w:p>
+    <w:p>
+      <w:pPr>
+        <w:spacing w:after="0" w:line="240" w:lineRule="auto"/>
+        <w:rPr>
+          <w:rFonts w:ascii="Times New Roman" w:hAnsi="Times New Roman" w:cs="Times New Roman"/>
+          <w:b/>
+          <w:sz w:val="24"/>
+          <w:u w:val="single"/>
+        </w:rPr>
+      </w:pPr>
+    </w:p>
+    <w:p>
+      <w:pPr>
+        <w:spacing w:after="0" w:line="240" w:lineRule="auto"/>
+        <w:rPr>
+          <w:rFonts w:ascii="Times New Roman" w:hAnsi="Times New Roman" w:cs="Times New Roman"/>
+          <w:b/>
+          <w:sz w:val="24"/>
+          <w:u w:val="single"/>
+        </w:rPr>
+      </w:pPr>
+    </w:p>
+    <w:p>
+      <w:pPr>
+        <w:spacing w:after="0" w:line="240" w:lineRule="auto"/>
+        <w:rPr>
+          <w:rFonts w:ascii="Times New Roman" w:hAnsi="Times New Roman" w:cs="Times New Roman"/>
+          <w:b/>
+          <w:sz w:val="24"/>
+          <w:u w:val="single"/>
+        </w:rPr>
+      </w:pPr>
+    </w:p>
+    <w:p>
+      <w:pPr>
+        <w:spacing w:after="0" w:line="240" w:lineRule="auto"/>
+        <w:rPr>
+          <w:rFonts w:ascii="Times New Roman" w:hAnsi="Times New Roman" w:cs="Times New Roman"/>
+          <w:b/>
+          <w:sz w:val="24"/>
+          <w:u w:val="single"/>
+        </w:rPr>
+      </w:pPr>
       <w:r>
         <w:rPr>
           <w:rFonts w:ascii="Times New Roman" w:hAnsi="Times New Roman" w:cs="Times New Roman"/>
@@ -738,8 +1740,6 @@
           <w:sz w:val="24"/>
         </w:rPr>
       </w:pPr>
-      <w:bookmarkStart w:id="0" w:name="_GoBack"/>
-      <w:bookmarkEnd w:id="0"/>
     </w:p>
     <w:p>
       <w:pPr>
@@ -839,7 +1839,7 @@
           <w:sz w:val="24"/>
         </w:rPr>
       </w:pPr>
-      <w:hyperlink r:id="rId5" w:history="1">
+      <w:hyperlink r:id="rId7" w:history="1">
         <w:r>
           <w:rPr>
             <w:rStyle w:val="Hyperlink"/>
@@ -908,7 +1908,6 @@
           <w:noProof/>
           <w:sz w:val="24"/>
         </w:rPr>
-        <w:lastRenderedPageBreak/>
         <w:drawing>
           <wp:inline distT="0" distB="0" distL="0" distR="0">
             <wp:extent cx="3497513" cy="2847975"/>
@@ -927,7 +1926,7 @@
                     </pic:cNvPicPr>
                   </pic:nvPicPr>
                   <pic:blipFill>
-                    <a:blip r:embed="rId6">
+                    <a:blip r:embed="rId8">
                       <a:extLst>
                         <a:ext uri="{28A0092B-C50C-407E-A947-70E740481C1C}">
                           <a14:useLocalDpi xmlns:a14="http://schemas.microsoft.com/office/drawing/2010/main" val="0"/>
@@ -984,6 +1983,7 @@
           <w:noProof/>
           <w:sz w:val="24"/>
         </w:rPr>
+        <w:lastRenderedPageBreak/>
         <w:drawing>
           <wp:inline distT="0" distB="0" distL="0" distR="0">
             <wp:extent cx="3216557" cy="4095750"/>
@@ -1002,7 +2002,7 @@
                     </pic:cNvPicPr>
                   </pic:nvPicPr>
                   <pic:blipFill>
-                    <a:blip r:embed="rId7">
+                    <a:blip r:embed="rId9">
                       <a:extLst>
                         <a:ext uri="{28A0092B-C50C-407E-A947-70E740481C1C}">
                           <a14:useLocalDpi xmlns:a14="http://schemas.microsoft.com/office/drawing/2010/main" val="0"/>
@@ -1160,6 +2160,119 @@
     </w:lvl>
   </w:abstractNum>
   <w:abstractNum w:abstractNumId="1" w15:restartNumberingAfterBreak="0">
+    <w:nsid w:val="2D431685"/>
+    <w:multiLevelType w:val="hybridMultilevel"/>
+    <w:tmpl w:val="50CE5712"/>
+    <w:lvl w:ilvl="0" w:tplc="04090005">
+      <w:start w:val="1"/>
+      <w:numFmt w:val="bullet"/>
+      <w:lvlText w:val=""/>
+      <w:lvlJc w:val="left"/>
+      <w:pPr>
+        <w:ind w:left="720" w:hanging="360"/>
+      </w:pPr>
+      <w:rPr>
+        <w:rFonts w:ascii="Wingdings" w:hAnsi="Wingdings" w:hint="default"/>
+      </w:rPr>
+    </w:lvl>
+    <w:lvl w:ilvl="1" w:tplc="04090003">
+      <w:start w:val="1"/>
+      <w:numFmt w:val="bullet"/>
+      <w:lvlText w:val="o"/>
+      <w:lvlJc w:val="left"/>
+      <w:pPr>
+        <w:ind w:left="1440" w:hanging="360"/>
+      </w:pPr>
+      <w:rPr>
+        <w:rFonts w:ascii="Courier New" w:hAnsi="Courier New" w:cs="Courier New" w:hint="default"/>
+      </w:rPr>
+    </w:lvl>
+    <w:lvl w:ilvl="2" w:tplc="04090005">
+      <w:start w:val="1"/>
+      <w:numFmt w:val="bullet"/>
+      <w:lvlText w:val=""/>
+      <w:lvlJc w:val="left"/>
+      <w:pPr>
+        <w:ind w:left="2160" w:hanging="360"/>
+      </w:pPr>
+      <w:rPr>
+        <w:rFonts w:ascii="Wingdings" w:hAnsi="Wingdings" w:hint="default"/>
+      </w:rPr>
+    </w:lvl>
+    <w:lvl w:ilvl="3" w:tplc="04090001" w:tentative="1">
+      <w:start w:val="1"/>
+      <w:numFmt w:val="bullet"/>
+      <w:lvlText w:val=""/>
+      <w:lvlJc w:val="left"/>
+      <w:pPr>
+        <w:ind w:left="2880" w:hanging="360"/>
+      </w:pPr>
+      <w:rPr>
+        <w:rFonts w:ascii="Symbol" w:hAnsi="Symbol" w:hint="default"/>
+      </w:rPr>
+    </w:lvl>
+    <w:lvl w:ilvl="4" w:tplc="04090003" w:tentative="1">
+      <w:start w:val="1"/>
+      <w:numFmt w:val="bullet"/>
+      <w:lvlText w:val="o"/>
+      <w:lvlJc w:val="left"/>
+      <w:pPr>
+        <w:ind w:left="3600" w:hanging="360"/>
+      </w:pPr>
+      <w:rPr>
+        <w:rFonts w:ascii="Courier New" w:hAnsi="Courier New" w:cs="Courier New" w:hint="default"/>
+      </w:rPr>
+    </w:lvl>
+    <w:lvl w:ilvl="5" w:tplc="04090005" w:tentative="1">
+      <w:start w:val="1"/>
+      <w:numFmt w:val="bullet"/>
+      <w:lvlText w:val=""/>
+      <w:lvlJc w:val="left"/>
+      <w:pPr>
+        <w:ind w:left="4320" w:hanging="360"/>
+      </w:pPr>
+      <w:rPr>
+        <w:rFonts w:ascii="Wingdings" w:hAnsi="Wingdings" w:hint="default"/>
+      </w:rPr>
+    </w:lvl>
+    <w:lvl w:ilvl="6" w:tplc="04090001" w:tentative="1">
+      <w:start w:val="1"/>
+      <w:numFmt w:val="bullet"/>
+      <w:lvlText w:val=""/>
+      <w:lvlJc w:val="left"/>
+      <w:pPr>
+        <w:ind w:left="5040" w:hanging="360"/>
+      </w:pPr>
+      <w:rPr>
+        <w:rFonts w:ascii="Symbol" w:hAnsi="Symbol" w:hint="default"/>
+      </w:rPr>
+    </w:lvl>
+    <w:lvl w:ilvl="7" w:tplc="04090003" w:tentative="1">
+      <w:start w:val="1"/>
+      <w:numFmt w:val="bullet"/>
+      <w:lvlText w:val="o"/>
+      <w:lvlJc w:val="left"/>
+      <w:pPr>
+        <w:ind w:left="5760" w:hanging="360"/>
+      </w:pPr>
+      <w:rPr>
+        <w:rFonts w:ascii="Courier New" w:hAnsi="Courier New" w:cs="Courier New" w:hint="default"/>
+      </w:rPr>
+    </w:lvl>
+    <w:lvl w:ilvl="8" w:tplc="04090005" w:tentative="1">
+      <w:start w:val="1"/>
+      <w:numFmt w:val="bullet"/>
+      <w:lvlText w:val=""/>
+      <w:lvlJc w:val="left"/>
+      <w:pPr>
+        <w:ind w:left="6480" w:hanging="360"/>
+      </w:pPr>
+      <w:rPr>
+        <w:rFonts w:ascii="Wingdings" w:hAnsi="Wingdings" w:hint="default"/>
+      </w:rPr>
+    </w:lvl>
+  </w:abstractNum>
+  <w:abstractNum w:abstractNumId="2" w15:restartNumberingAfterBreak="0">
     <w:nsid w:val="35AF4AF7"/>
     <w:multiLevelType w:val="hybridMultilevel"/>
     <w:tmpl w:val="06A4FA18"/>
@@ -1176,6 +2289,630 @@
       </w:rPr>
     </w:lvl>
     <w:lvl w:ilvl="1" w:tplc="04090003">
+      <w:start w:val="1"/>
+      <w:numFmt w:val="bullet"/>
+      <w:lvlText w:val="o"/>
+      <w:lvlJc w:val="left"/>
+      <w:pPr>
+        <w:ind w:left="1440" w:hanging="360"/>
+      </w:pPr>
+      <w:rPr>
+        <w:rFonts w:ascii="Courier New" w:hAnsi="Courier New" w:cs="Courier New" w:hint="default"/>
+      </w:rPr>
+    </w:lvl>
+    <w:lvl w:ilvl="2" w:tplc="04090005" w:tentative="1">
+      <w:start w:val="1"/>
+      <w:numFmt w:val="bullet"/>
+      <w:lvlText w:val=""/>
+      <w:lvlJc w:val="left"/>
+      <w:pPr>
+        <w:ind w:left="2160" w:hanging="360"/>
+      </w:pPr>
+      <w:rPr>
+        <w:rFonts w:ascii="Wingdings" w:hAnsi="Wingdings" w:hint="default"/>
+      </w:rPr>
+    </w:lvl>
+    <w:lvl w:ilvl="3" w:tplc="04090001" w:tentative="1">
+      <w:start w:val="1"/>
+      <w:numFmt w:val="bullet"/>
+      <w:lvlText w:val=""/>
+      <w:lvlJc w:val="left"/>
+      <w:pPr>
+        <w:ind w:left="2880" w:hanging="360"/>
+      </w:pPr>
+      <w:rPr>
+        <w:rFonts w:ascii="Symbol" w:hAnsi="Symbol" w:hint="default"/>
+      </w:rPr>
+    </w:lvl>
+    <w:lvl w:ilvl="4" w:tplc="04090003" w:tentative="1">
+      <w:start w:val="1"/>
+      <w:numFmt w:val="bullet"/>
+      <w:lvlText w:val="o"/>
+      <w:lvlJc w:val="left"/>
+      <w:pPr>
+        <w:ind w:left="3600" w:hanging="360"/>
+      </w:pPr>
+      <w:rPr>
+        <w:rFonts w:ascii="Courier New" w:hAnsi="Courier New" w:cs="Courier New" w:hint="default"/>
+      </w:rPr>
+    </w:lvl>
+    <w:lvl w:ilvl="5" w:tplc="04090005" w:tentative="1">
+      <w:start w:val="1"/>
+      <w:numFmt w:val="bullet"/>
+      <w:lvlText w:val=""/>
+      <w:lvlJc w:val="left"/>
+      <w:pPr>
+        <w:ind w:left="4320" w:hanging="360"/>
+      </w:pPr>
+      <w:rPr>
+        <w:rFonts w:ascii="Wingdings" w:hAnsi="Wingdings" w:hint="default"/>
+      </w:rPr>
+    </w:lvl>
+    <w:lvl w:ilvl="6" w:tplc="04090001" w:tentative="1">
+      <w:start w:val="1"/>
+      <w:numFmt w:val="bullet"/>
+      <w:lvlText w:val=""/>
+      <w:lvlJc w:val="left"/>
+      <w:pPr>
+        <w:ind w:left="5040" w:hanging="360"/>
+      </w:pPr>
+      <w:rPr>
+        <w:rFonts w:ascii="Symbol" w:hAnsi="Symbol" w:hint="default"/>
+      </w:rPr>
+    </w:lvl>
+    <w:lvl w:ilvl="7" w:tplc="04090003" w:tentative="1">
+      <w:start w:val="1"/>
+      <w:numFmt w:val="bullet"/>
+      <w:lvlText w:val="o"/>
+      <w:lvlJc w:val="left"/>
+      <w:pPr>
+        <w:ind w:left="5760" w:hanging="360"/>
+      </w:pPr>
+      <w:rPr>
+        <w:rFonts w:ascii="Courier New" w:hAnsi="Courier New" w:cs="Courier New" w:hint="default"/>
+      </w:rPr>
+    </w:lvl>
+    <w:lvl w:ilvl="8" w:tplc="04090005" w:tentative="1">
+      <w:start w:val="1"/>
+      <w:numFmt w:val="bullet"/>
+      <w:lvlText w:val=""/>
+      <w:lvlJc w:val="left"/>
+      <w:pPr>
+        <w:ind w:left="6480" w:hanging="360"/>
+      </w:pPr>
+      <w:rPr>
+        <w:rFonts w:ascii="Wingdings" w:hAnsi="Wingdings" w:hint="default"/>
+      </w:rPr>
+    </w:lvl>
+  </w:abstractNum>
+  <w:abstractNum w:abstractNumId="3" w15:restartNumberingAfterBreak="0">
+    <w:nsid w:val="3B112D77"/>
+    <w:multiLevelType w:val="hybridMultilevel"/>
+    <w:tmpl w:val="B2F62BC6"/>
+    <w:lvl w:ilvl="0" w:tplc="0409000F">
+      <w:start w:val="1"/>
+      <w:numFmt w:val="decimal"/>
+      <w:lvlText w:val="%1."/>
+      <w:lvlJc w:val="left"/>
+      <w:pPr>
+        <w:ind w:left="720" w:hanging="360"/>
+      </w:pPr>
+    </w:lvl>
+    <w:lvl w:ilvl="1" w:tplc="04090019" w:tentative="1">
+      <w:start w:val="1"/>
+      <w:numFmt w:val="lowerLetter"/>
+      <w:lvlText w:val="%2."/>
+      <w:lvlJc w:val="left"/>
+      <w:pPr>
+        <w:ind w:left="1440" w:hanging="360"/>
+      </w:pPr>
+    </w:lvl>
+    <w:lvl w:ilvl="2" w:tplc="0409001B" w:tentative="1">
+      <w:start w:val="1"/>
+      <w:numFmt w:val="lowerRoman"/>
+      <w:lvlText w:val="%3."/>
+      <w:lvlJc w:val="right"/>
+      <w:pPr>
+        <w:ind w:left="2160" w:hanging="180"/>
+      </w:pPr>
+    </w:lvl>
+    <w:lvl w:ilvl="3" w:tplc="0409000F" w:tentative="1">
+      <w:start w:val="1"/>
+      <w:numFmt w:val="decimal"/>
+      <w:lvlText w:val="%4."/>
+      <w:lvlJc w:val="left"/>
+      <w:pPr>
+        <w:ind w:left="2880" w:hanging="360"/>
+      </w:pPr>
+    </w:lvl>
+    <w:lvl w:ilvl="4" w:tplc="04090019" w:tentative="1">
+      <w:start w:val="1"/>
+      <w:numFmt w:val="lowerLetter"/>
+      <w:lvlText w:val="%5."/>
+      <w:lvlJc w:val="left"/>
+      <w:pPr>
+        <w:ind w:left="3600" w:hanging="360"/>
+      </w:pPr>
+    </w:lvl>
+    <w:lvl w:ilvl="5" w:tplc="0409001B" w:tentative="1">
+      <w:start w:val="1"/>
+      <w:numFmt w:val="lowerRoman"/>
+      <w:lvlText w:val="%6."/>
+      <w:lvlJc w:val="right"/>
+      <w:pPr>
+        <w:ind w:left="4320" w:hanging="180"/>
+      </w:pPr>
+    </w:lvl>
+    <w:lvl w:ilvl="6" w:tplc="0409000F" w:tentative="1">
+      <w:start w:val="1"/>
+      <w:numFmt w:val="decimal"/>
+      <w:lvlText w:val="%7."/>
+      <w:lvlJc w:val="left"/>
+      <w:pPr>
+        <w:ind w:left="5040" w:hanging="360"/>
+      </w:pPr>
+    </w:lvl>
+    <w:lvl w:ilvl="7" w:tplc="04090019" w:tentative="1">
+      <w:start w:val="1"/>
+      <w:numFmt w:val="lowerLetter"/>
+      <w:lvlText w:val="%8."/>
+      <w:lvlJc w:val="left"/>
+      <w:pPr>
+        <w:ind w:left="5760" w:hanging="360"/>
+      </w:pPr>
+    </w:lvl>
+    <w:lvl w:ilvl="8" w:tplc="0409001B" w:tentative="1">
+      <w:start w:val="1"/>
+      <w:numFmt w:val="lowerRoman"/>
+      <w:lvlText w:val="%9."/>
+      <w:lvlJc w:val="right"/>
+      <w:pPr>
+        <w:ind w:left="6480" w:hanging="180"/>
+      </w:pPr>
+    </w:lvl>
+  </w:abstractNum>
+  <w:abstractNum w:abstractNumId="4" w15:restartNumberingAfterBreak="0">
+    <w:nsid w:val="3E091C81"/>
+    <w:multiLevelType w:val="hybridMultilevel"/>
+    <w:tmpl w:val="65FE4530"/>
+    <w:lvl w:ilvl="0" w:tplc="04090005">
+      <w:start w:val="1"/>
+      <w:numFmt w:val="bullet"/>
+      <w:lvlText w:val=""/>
+      <w:lvlJc w:val="left"/>
+      <w:pPr>
+        <w:ind w:left="720" w:hanging="360"/>
+      </w:pPr>
+      <w:rPr>
+        <w:rFonts w:ascii="Wingdings" w:hAnsi="Wingdings" w:hint="default"/>
+      </w:rPr>
+    </w:lvl>
+    <w:lvl w:ilvl="1" w:tplc="04090003" w:tentative="1">
+      <w:start w:val="1"/>
+      <w:numFmt w:val="bullet"/>
+      <w:lvlText w:val="o"/>
+      <w:lvlJc w:val="left"/>
+      <w:pPr>
+        <w:ind w:left="1440" w:hanging="360"/>
+      </w:pPr>
+      <w:rPr>
+        <w:rFonts w:ascii="Courier New" w:hAnsi="Courier New" w:cs="Courier New" w:hint="default"/>
+      </w:rPr>
+    </w:lvl>
+    <w:lvl w:ilvl="2" w:tplc="04090005" w:tentative="1">
+      <w:start w:val="1"/>
+      <w:numFmt w:val="bullet"/>
+      <w:lvlText w:val=""/>
+      <w:lvlJc w:val="left"/>
+      <w:pPr>
+        <w:ind w:left="2160" w:hanging="360"/>
+      </w:pPr>
+      <w:rPr>
+        <w:rFonts w:ascii="Wingdings" w:hAnsi="Wingdings" w:hint="default"/>
+      </w:rPr>
+    </w:lvl>
+    <w:lvl w:ilvl="3" w:tplc="04090001" w:tentative="1">
+      <w:start w:val="1"/>
+      <w:numFmt w:val="bullet"/>
+      <w:lvlText w:val=""/>
+      <w:lvlJc w:val="left"/>
+      <w:pPr>
+        <w:ind w:left="2880" w:hanging="360"/>
+      </w:pPr>
+      <w:rPr>
+        <w:rFonts w:ascii="Symbol" w:hAnsi="Symbol" w:hint="default"/>
+      </w:rPr>
+    </w:lvl>
+    <w:lvl w:ilvl="4" w:tplc="04090003" w:tentative="1">
+      <w:start w:val="1"/>
+      <w:numFmt w:val="bullet"/>
+      <w:lvlText w:val="o"/>
+      <w:lvlJc w:val="left"/>
+      <w:pPr>
+        <w:ind w:left="3600" w:hanging="360"/>
+      </w:pPr>
+      <w:rPr>
+        <w:rFonts w:ascii="Courier New" w:hAnsi="Courier New" w:cs="Courier New" w:hint="default"/>
+      </w:rPr>
+    </w:lvl>
+    <w:lvl w:ilvl="5" w:tplc="04090005" w:tentative="1">
+      <w:start w:val="1"/>
+      <w:numFmt w:val="bullet"/>
+      <w:lvlText w:val=""/>
+      <w:lvlJc w:val="left"/>
+      <w:pPr>
+        <w:ind w:left="4320" w:hanging="360"/>
+      </w:pPr>
+      <w:rPr>
+        <w:rFonts w:ascii="Wingdings" w:hAnsi="Wingdings" w:hint="default"/>
+      </w:rPr>
+    </w:lvl>
+    <w:lvl w:ilvl="6" w:tplc="04090001" w:tentative="1">
+      <w:start w:val="1"/>
+      <w:numFmt w:val="bullet"/>
+      <w:lvlText w:val=""/>
+      <w:lvlJc w:val="left"/>
+      <w:pPr>
+        <w:ind w:left="5040" w:hanging="360"/>
+      </w:pPr>
+      <w:rPr>
+        <w:rFonts w:ascii="Symbol" w:hAnsi="Symbol" w:hint="default"/>
+      </w:rPr>
+    </w:lvl>
+    <w:lvl w:ilvl="7" w:tplc="04090003" w:tentative="1">
+      <w:start w:val="1"/>
+      <w:numFmt w:val="bullet"/>
+      <w:lvlText w:val="o"/>
+      <w:lvlJc w:val="left"/>
+      <w:pPr>
+        <w:ind w:left="5760" w:hanging="360"/>
+      </w:pPr>
+      <w:rPr>
+        <w:rFonts w:ascii="Courier New" w:hAnsi="Courier New" w:cs="Courier New" w:hint="default"/>
+      </w:rPr>
+    </w:lvl>
+    <w:lvl w:ilvl="8" w:tplc="04090005" w:tentative="1">
+      <w:start w:val="1"/>
+      <w:numFmt w:val="bullet"/>
+      <w:lvlText w:val=""/>
+      <w:lvlJc w:val="left"/>
+      <w:pPr>
+        <w:ind w:left="6480" w:hanging="360"/>
+      </w:pPr>
+      <w:rPr>
+        <w:rFonts w:ascii="Wingdings" w:hAnsi="Wingdings" w:hint="default"/>
+      </w:rPr>
+    </w:lvl>
+  </w:abstractNum>
+  <w:abstractNum w:abstractNumId="5" w15:restartNumberingAfterBreak="0">
+    <w:nsid w:val="55C24B1A"/>
+    <w:multiLevelType w:val="hybridMultilevel"/>
+    <w:tmpl w:val="BC5CA956"/>
+    <w:lvl w:ilvl="0" w:tplc="04090005">
+      <w:start w:val="1"/>
+      <w:numFmt w:val="bullet"/>
+      <w:lvlText w:val=""/>
+      <w:lvlJc w:val="left"/>
+      <w:pPr>
+        <w:ind w:left="720" w:hanging="360"/>
+      </w:pPr>
+      <w:rPr>
+        <w:rFonts w:ascii="Wingdings" w:hAnsi="Wingdings" w:hint="default"/>
+      </w:rPr>
+    </w:lvl>
+    <w:lvl w:ilvl="1" w:tplc="04090003" w:tentative="1">
+      <w:start w:val="1"/>
+      <w:numFmt w:val="bullet"/>
+      <w:lvlText w:val="o"/>
+      <w:lvlJc w:val="left"/>
+      <w:pPr>
+        <w:ind w:left="1440" w:hanging="360"/>
+      </w:pPr>
+      <w:rPr>
+        <w:rFonts w:ascii="Courier New" w:hAnsi="Courier New" w:cs="Courier New" w:hint="default"/>
+      </w:rPr>
+    </w:lvl>
+    <w:lvl w:ilvl="2" w:tplc="04090005" w:tentative="1">
+      <w:start w:val="1"/>
+      <w:numFmt w:val="bullet"/>
+      <w:lvlText w:val=""/>
+      <w:lvlJc w:val="left"/>
+      <w:pPr>
+        <w:ind w:left="2160" w:hanging="360"/>
+      </w:pPr>
+      <w:rPr>
+        <w:rFonts w:ascii="Wingdings" w:hAnsi="Wingdings" w:hint="default"/>
+      </w:rPr>
+    </w:lvl>
+    <w:lvl w:ilvl="3" w:tplc="04090001" w:tentative="1">
+      <w:start w:val="1"/>
+      <w:numFmt w:val="bullet"/>
+      <w:lvlText w:val=""/>
+      <w:lvlJc w:val="left"/>
+      <w:pPr>
+        <w:ind w:left="2880" w:hanging="360"/>
+      </w:pPr>
+      <w:rPr>
+        <w:rFonts w:ascii="Symbol" w:hAnsi="Symbol" w:hint="default"/>
+      </w:rPr>
+    </w:lvl>
+    <w:lvl w:ilvl="4" w:tplc="04090003" w:tentative="1">
+      <w:start w:val="1"/>
+      <w:numFmt w:val="bullet"/>
+      <w:lvlText w:val="o"/>
+      <w:lvlJc w:val="left"/>
+      <w:pPr>
+        <w:ind w:left="3600" w:hanging="360"/>
+      </w:pPr>
+      <w:rPr>
+        <w:rFonts w:ascii="Courier New" w:hAnsi="Courier New" w:cs="Courier New" w:hint="default"/>
+      </w:rPr>
+    </w:lvl>
+    <w:lvl w:ilvl="5" w:tplc="04090005" w:tentative="1">
+      <w:start w:val="1"/>
+      <w:numFmt w:val="bullet"/>
+      <w:lvlText w:val=""/>
+      <w:lvlJc w:val="left"/>
+      <w:pPr>
+        <w:ind w:left="4320" w:hanging="360"/>
+      </w:pPr>
+      <w:rPr>
+        <w:rFonts w:ascii="Wingdings" w:hAnsi="Wingdings" w:hint="default"/>
+      </w:rPr>
+    </w:lvl>
+    <w:lvl w:ilvl="6" w:tplc="04090001" w:tentative="1">
+      <w:start w:val="1"/>
+      <w:numFmt w:val="bullet"/>
+      <w:lvlText w:val=""/>
+      <w:lvlJc w:val="left"/>
+      <w:pPr>
+        <w:ind w:left="5040" w:hanging="360"/>
+      </w:pPr>
+      <w:rPr>
+        <w:rFonts w:ascii="Symbol" w:hAnsi="Symbol" w:hint="default"/>
+      </w:rPr>
+    </w:lvl>
+    <w:lvl w:ilvl="7" w:tplc="04090003" w:tentative="1">
+      <w:start w:val="1"/>
+      <w:numFmt w:val="bullet"/>
+      <w:lvlText w:val="o"/>
+      <w:lvlJc w:val="left"/>
+      <w:pPr>
+        <w:ind w:left="5760" w:hanging="360"/>
+      </w:pPr>
+      <w:rPr>
+        <w:rFonts w:ascii="Courier New" w:hAnsi="Courier New" w:cs="Courier New" w:hint="default"/>
+      </w:rPr>
+    </w:lvl>
+    <w:lvl w:ilvl="8" w:tplc="04090005" w:tentative="1">
+      <w:start w:val="1"/>
+      <w:numFmt w:val="bullet"/>
+      <w:lvlText w:val=""/>
+      <w:lvlJc w:val="left"/>
+      <w:pPr>
+        <w:ind w:left="6480" w:hanging="360"/>
+      </w:pPr>
+      <w:rPr>
+        <w:rFonts w:ascii="Wingdings" w:hAnsi="Wingdings" w:hint="default"/>
+      </w:rPr>
+    </w:lvl>
+  </w:abstractNum>
+  <w:abstractNum w:abstractNumId="6" w15:restartNumberingAfterBreak="0">
+    <w:nsid w:val="732D4FCB"/>
+    <w:multiLevelType w:val="hybridMultilevel"/>
+    <w:tmpl w:val="BFAA4E58"/>
+    <w:lvl w:ilvl="0" w:tplc="04090005">
+      <w:start w:val="1"/>
+      <w:numFmt w:val="bullet"/>
+      <w:lvlText w:val=""/>
+      <w:lvlJc w:val="left"/>
+      <w:pPr>
+        <w:ind w:left="720" w:hanging="360"/>
+      </w:pPr>
+      <w:rPr>
+        <w:rFonts w:ascii="Wingdings" w:hAnsi="Wingdings" w:hint="default"/>
+      </w:rPr>
+    </w:lvl>
+    <w:lvl w:ilvl="1" w:tplc="04090003" w:tentative="1">
+      <w:start w:val="1"/>
+      <w:numFmt w:val="bullet"/>
+      <w:lvlText w:val="o"/>
+      <w:lvlJc w:val="left"/>
+      <w:pPr>
+        <w:ind w:left="1440" w:hanging="360"/>
+      </w:pPr>
+      <w:rPr>
+        <w:rFonts w:ascii="Courier New" w:hAnsi="Courier New" w:cs="Courier New" w:hint="default"/>
+      </w:rPr>
+    </w:lvl>
+    <w:lvl w:ilvl="2" w:tplc="04090005" w:tentative="1">
+      <w:start w:val="1"/>
+      <w:numFmt w:val="bullet"/>
+      <w:lvlText w:val=""/>
+      <w:lvlJc w:val="left"/>
+      <w:pPr>
+        <w:ind w:left="2160" w:hanging="360"/>
+      </w:pPr>
+      <w:rPr>
+        <w:rFonts w:ascii="Wingdings" w:hAnsi="Wingdings" w:hint="default"/>
+      </w:rPr>
+    </w:lvl>
+    <w:lvl w:ilvl="3" w:tplc="04090001" w:tentative="1">
+      <w:start w:val="1"/>
+      <w:numFmt w:val="bullet"/>
+      <w:lvlText w:val=""/>
+      <w:lvlJc w:val="left"/>
+      <w:pPr>
+        <w:ind w:left="2880" w:hanging="360"/>
+      </w:pPr>
+      <w:rPr>
+        <w:rFonts w:ascii="Symbol" w:hAnsi="Symbol" w:hint="default"/>
+      </w:rPr>
+    </w:lvl>
+    <w:lvl w:ilvl="4" w:tplc="04090003" w:tentative="1">
+      <w:start w:val="1"/>
+      <w:numFmt w:val="bullet"/>
+      <w:lvlText w:val="o"/>
+      <w:lvlJc w:val="left"/>
+      <w:pPr>
+        <w:ind w:left="3600" w:hanging="360"/>
+      </w:pPr>
+      <w:rPr>
+        <w:rFonts w:ascii="Courier New" w:hAnsi="Courier New" w:cs="Courier New" w:hint="default"/>
+      </w:rPr>
+    </w:lvl>
+    <w:lvl w:ilvl="5" w:tplc="04090005" w:tentative="1">
+      <w:start w:val="1"/>
+      <w:numFmt w:val="bullet"/>
+      <w:lvlText w:val=""/>
+      <w:lvlJc w:val="left"/>
+      <w:pPr>
+        <w:ind w:left="4320" w:hanging="360"/>
+      </w:pPr>
+      <w:rPr>
+        <w:rFonts w:ascii="Wingdings" w:hAnsi="Wingdings" w:hint="default"/>
+      </w:rPr>
+    </w:lvl>
+    <w:lvl w:ilvl="6" w:tplc="04090001" w:tentative="1">
+      <w:start w:val="1"/>
+      <w:numFmt w:val="bullet"/>
+      <w:lvlText w:val=""/>
+      <w:lvlJc w:val="left"/>
+      <w:pPr>
+        <w:ind w:left="5040" w:hanging="360"/>
+      </w:pPr>
+      <w:rPr>
+        <w:rFonts w:ascii="Symbol" w:hAnsi="Symbol" w:hint="default"/>
+      </w:rPr>
+    </w:lvl>
+    <w:lvl w:ilvl="7" w:tplc="04090003" w:tentative="1">
+      <w:start w:val="1"/>
+      <w:numFmt w:val="bullet"/>
+      <w:lvlText w:val="o"/>
+      <w:lvlJc w:val="left"/>
+      <w:pPr>
+        <w:ind w:left="5760" w:hanging="360"/>
+      </w:pPr>
+      <w:rPr>
+        <w:rFonts w:ascii="Courier New" w:hAnsi="Courier New" w:cs="Courier New" w:hint="default"/>
+      </w:rPr>
+    </w:lvl>
+    <w:lvl w:ilvl="8" w:tplc="04090005" w:tentative="1">
+      <w:start w:val="1"/>
+      <w:numFmt w:val="bullet"/>
+      <w:lvlText w:val=""/>
+      <w:lvlJc w:val="left"/>
+      <w:pPr>
+        <w:ind w:left="6480" w:hanging="360"/>
+      </w:pPr>
+      <w:rPr>
+        <w:rFonts w:ascii="Wingdings" w:hAnsi="Wingdings" w:hint="default"/>
+      </w:rPr>
+    </w:lvl>
+  </w:abstractNum>
+  <w:abstractNum w:abstractNumId="7" w15:restartNumberingAfterBreak="0">
+    <w:nsid w:val="74A777C3"/>
+    <w:multiLevelType w:val="hybridMultilevel"/>
+    <w:tmpl w:val="95428D7A"/>
+    <w:lvl w:ilvl="0" w:tplc="0409000F">
+      <w:start w:val="1"/>
+      <w:numFmt w:val="decimal"/>
+      <w:lvlText w:val="%1."/>
+      <w:lvlJc w:val="left"/>
+      <w:pPr>
+        <w:ind w:left="720" w:hanging="360"/>
+      </w:pPr>
+    </w:lvl>
+    <w:lvl w:ilvl="1" w:tplc="04090019" w:tentative="1">
+      <w:start w:val="1"/>
+      <w:numFmt w:val="lowerLetter"/>
+      <w:lvlText w:val="%2."/>
+      <w:lvlJc w:val="left"/>
+      <w:pPr>
+        <w:ind w:left="1440" w:hanging="360"/>
+      </w:pPr>
+    </w:lvl>
+    <w:lvl w:ilvl="2" w:tplc="0409001B" w:tentative="1">
+      <w:start w:val="1"/>
+      <w:numFmt w:val="lowerRoman"/>
+      <w:lvlText w:val="%3."/>
+      <w:lvlJc w:val="right"/>
+      <w:pPr>
+        <w:ind w:left="2160" w:hanging="180"/>
+      </w:pPr>
+    </w:lvl>
+    <w:lvl w:ilvl="3" w:tplc="0409000F" w:tentative="1">
+      <w:start w:val="1"/>
+      <w:numFmt w:val="decimal"/>
+      <w:lvlText w:val="%4."/>
+      <w:lvlJc w:val="left"/>
+      <w:pPr>
+        <w:ind w:left="2880" w:hanging="360"/>
+      </w:pPr>
+    </w:lvl>
+    <w:lvl w:ilvl="4" w:tplc="04090019" w:tentative="1">
+      <w:start w:val="1"/>
+      <w:numFmt w:val="lowerLetter"/>
+      <w:lvlText w:val="%5."/>
+      <w:lvlJc w:val="left"/>
+      <w:pPr>
+        <w:ind w:left="3600" w:hanging="360"/>
+      </w:pPr>
+    </w:lvl>
+    <w:lvl w:ilvl="5" w:tplc="0409001B" w:tentative="1">
+      <w:start w:val="1"/>
+      <w:numFmt w:val="lowerRoman"/>
+      <w:lvlText w:val="%6."/>
+      <w:lvlJc w:val="right"/>
+      <w:pPr>
+        <w:ind w:left="4320" w:hanging="180"/>
+      </w:pPr>
+    </w:lvl>
+    <w:lvl w:ilvl="6" w:tplc="0409000F" w:tentative="1">
+      <w:start w:val="1"/>
+      <w:numFmt w:val="decimal"/>
+      <w:lvlText w:val="%7."/>
+      <w:lvlJc w:val="left"/>
+      <w:pPr>
+        <w:ind w:left="5040" w:hanging="360"/>
+      </w:pPr>
+    </w:lvl>
+    <w:lvl w:ilvl="7" w:tplc="04090019" w:tentative="1">
+      <w:start w:val="1"/>
+      <w:numFmt w:val="lowerLetter"/>
+      <w:lvlText w:val="%8."/>
+      <w:lvlJc w:val="left"/>
+      <w:pPr>
+        <w:ind w:left="5760" w:hanging="360"/>
+      </w:pPr>
+    </w:lvl>
+    <w:lvl w:ilvl="8" w:tplc="0409001B" w:tentative="1">
+      <w:start w:val="1"/>
+      <w:numFmt w:val="lowerRoman"/>
+      <w:lvlText w:val="%9."/>
+      <w:lvlJc w:val="right"/>
+      <w:pPr>
+        <w:ind w:left="6480" w:hanging="180"/>
+      </w:pPr>
+    </w:lvl>
+  </w:abstractNum>
+  <w:abstractNum w:abstractNumId="8" w15:restartNumberingAfterBreak="0">
+    <w:nsid w:val="77DC033B"/>
+    <w:multiLevelType w:val="hybridMultilevel"/>
+    <w:tmpl w:val="3A74EDB4"/>
+    <w:lvl w:ilvl="0" w:tplc="04090005">
+      <w:start w:val="1"/>
+      <w:numFmt w:val="bullet"/>
+      <w:lvlText w:val=""/>
+      <w:lvlJc w:val="left"/>
+      <w:pPr>
+        <w:ind w:left="720" w:hanging="360"/>
+      </w:pPr>
+      <w:rPr>
+        <w:rFonts w:ascii="Wingdings" w:hAnsi="Wingdings" w:hint="default"/>
+      </w:rPr>
+    </w:lvl>
+    <w:lvl w:ilvl="1" w:tplc="04090003" w:tentative="1">
       <w:start w:val="1"/>
       <w:numFmt w:val="bullet"/>
       <w:lvlText w:val="o"/>
@@ -1276,7 +3013,28 @@
     <w:abstractNumId w:val="0"/>
   </w:num>
   <w:num w:numId="2">
+    <w:abstractNumId w:val="2"/>
+  </w:num>
+  <w:num w:numId="3">
     <w:abstractNumId w:val="1"/>
+  </w:num>
+  <w:num w:numId="4">
+    <w:abstractNumId w:val="6"/>
+  </w:num>
+  <w:num w:numId="5">
+    <w:abstractNumId w:val="3"/>
+  </w:num>
+  <w:num w:numId="6">
+    <w:abstractNumId w:val="5"/>
+  </w:num>
+  <w:num w:numId="7">
+    <w:abstractNumId w:val="7"/>
+  </w:num>
+  <w:num w:numId="8">
+    <w:abstractNumId w:val="4"/>
+  </w:num>
+  <w:num w:numId="9">
+    <w:abstractNumId w:val="8"/>
   </w:num>
 </w:numbering>
 </file>
